--- a/QTQLĐT&HTQT03/QTQLĐT&HTQT03BK07.docx
+++ b/QTQLĐT&HTQT03/QTQLĐT&HTQT03BK07.docx
@@ -1,7 +1,2783 @@
 
 <file path=word/document.xml><?xml version="1.0" encoding="utf-8"?>
-<w:document xmlns:wpc="http://schemas.microsoft.com/office/word/2010/wordprocessingCanvas" xmlns:cx="http://schemas.microsoft.com/office/drawing/2014/chartex" xmlns:cx1="http://schemas.microsoft.com/office/drawing/2015/9/8/chartex" xmlns:cx2="http://schemas.microsoft.com/office/drawing/2015/10/21/chartex" xmlns:cx3="http://schemas.microsoft.com/office/drawing/2016/5/9/chartex" xmlns:cx4="http://schemas.microsoft.com/office/drawing/2016/5/10/chartex" xmlns:cx5="http://schemas.microsoft.com/office/drawing/2016/5/11/chartex" xmlns:cx6="http://schemas.microsoft.com/office/drawing/2016/5/12/chartex" xmlns:cx7="http://schemas.microsoft.com/office/drawing/2016/5/13/chartex" xmlns:cx8="http://schemas.microsoft.com/office/drawing/2016/5/14/chartex" xmlns:mc="http://schemas.openxmlformats.org/markup-compatibility/2006" xmlns:aink="http://schemas.microsoft.com/office/drawing/2016/ink" xmlns:am3d="http://schemas.microsoft.com/office/drawing/2017/model3d" xmlns:o="urn:schemas-microsoft-com:office:office" xmlns:oel="http://schemas.microsoft.com/office/2019/extlst" xmlns:r="http://schemas.openxmlformats.org/officeDocument/2006/relationships" xmlns:m="http://schemas.openxmlformats.org/officeDocument/2006/math" xmlns:v="urn:schemas-microsoft-com:vml" xmlns:wp14="http://schemas.microsoft.com/office/word/2010/wordprocessingDrawing" xmlns:wp="http://schemas.openxmlformats.org/drawingml/2006/wordprocessingDrawing" xmlns:w10="urn:schemas-microsoft-com:office:word" xmlns:w="http://schemas.openxmlformats.org/wordprocessingml/2006/main" xmlns:w14="http://schemas.microsoft.com/office/word/2010/wordml" xmlns:w15="http://schemas.microsoft.com/office/word/2012/wordml" xmlns:w16cex="http://schemas.microsoft.com/office/word/2018/wordml/cex" xmlns:w16cid="http://schemas.microsoft.com/office/word/2016/wordml/cid" xmlns:w16="http://schemas.microsoft.com/office/word/2018/wordml" xmlns:w16sdtdh="http://schemas.microsoft.com/office/word/2020/wordml/sdtdatahash" xmlns:w16se="http://schemas.microsoft.com/office/word/2015/wordml/symex" xmlns:wpg="http://schemas.microsoft.com/office/word/2010/wordprocessingGroup" xmlns:wpi="http://schemas.microsoft.com/office/word/2010/wordprocessingInk" xmlns:wne="http://schemas.microsoft.com/office/word/2006/wordml" xmlns:wps="http://schemas.microsoft.com/office/word/2010/wordprocessingShape" mc:Ignorable="w14 w15 w16se w16cid w16 w16cex w16sdtdh wp14">
+<w:document xmlns:wpc="http://schemas.microsoft.com/office/word/2010/wordprocessingCanvas" xmlns:cx="http://schemas.microsoft.com/office/drawing/2014/chartex" xmlns:cx1="http://schemas.microsoft.com/office/drawing/2015/9/8/chartex" xmlns:cx2="http://schemas.microsoft.com/office/drawing/2015/10/21/chartex" xmlns:cx3="http://schemas.microsoft.com/office/drawing/2016/5/9/chartex" xmlns:cx4="http://schemas.microsoft.com/office/drawing/2016/5/10/chartex" xmlns:cx5="http://schemas.microsoft.com/office/drawing/2016/5/11/chartex" xmlns:cx6="http://schemas.microsoft.com/office/drawing/2016/5/12/chartex" xmlns:cx7="http://schemas.microsoft.com/office/drawing/2016/5/13/chartex" xmlns:cx8="http://schemas.microsoft.com/office/drawing/2016/5/14/chartex" xmlns:mc="http://schemas.openxmlformats.org/markup-compatibility/2006" xmlns:aink="http://schemas.microsoft.com/office/drawing/2016/ink" xmlns:am3d="http://schemas.microsoft.com/office/drawing/2017/model3d" xmlns:o="urn:schemas-microsoft-com:office:office" xmlns:oel="http://schemas.microsoft.com/office/2019/extlst" xmlns:r="http://schemas.openxmlformats.org/officeDocument/2006/relationships" xmlns:m="http://schemas.openxmlformats.org/officeDocument/2006/math" xmlns:v="urn:schemas-microsoft-com:vml" xmlns:wp14="http://schemas.microsoft.com/office/word/2010/wordprocessingDrawing" xmlns:wp="http://schemas.openxmlformats.org/drawingml/2006/wordprocessingDrawing" xmlns:w10="urn:schemas-microsoft-com:office:word" xmlns:w="http://schemas.openxmlformats.org/wordprocessingml/2006/main" xmlns:w14="http://schemas.microsoft.com/office/word/2010/wordml" xmlns:w15="http://schemas.microsoft.com/office/word/2012/wordml" xmlns:w16cex="http://schemas.microsoft.com/office/word/2018/wordml/cex" xmlns:w16cid="http://schemas.microsoft.com/office/word/2016/wordml/cid" xmlns:w16="http://schemas.microsoft.com/office/word/2018/wordml" xmlns:w16du="http://schemas.microsoft.com/office/word/2023/wordml/word16du" xmlns:w16sdtdh="http://schemas.microsoft.com/office/word/2020/wordml/sdtdatahash" xmlns:w16sdtfl="http://schemas.microsoft.com/office/word/2024/wordml/sdtformatlock" xmlns:w16se="http://schemas.microsoft.com/office/word/2015/wordml/symex" xmlns:wpg="http://schemas.microsoft.com/office/word/2010/wordprocessingGroup" xmlns:wpi="http://schemas.microsoft.com/office/word/2010/wordprocessingInk" xmlns:wne="http://schemas.microsoft.com/office/word/2006/wordml" xmlns:wps="http://schemas.microsoft.com/office/word/2010/wordprocessingShape" mc:Ignorable="w14 w15 w16se w16cid w16 w16cex w16sdtdh w16sdtfl w16du wp14">
   <w:body>
+    <w:p>
+      <w:pPr>
+        <w:shd w:val="clear" w:color="auto" w:fill="FFFFFF" w:themeFill="background1"/>
+        <w:tabs>
+          <w:tab w:val="left" w:pos="3675"/>
+        </w:tabs>
+        <w:spacing w:line="300" w:lineRule="auto"/>
+        <w:jc w:val="center"/>
+        <w:rPr>
+          <w:b/>
+          <w:color w:val="000000" w:themeColor="text1"/>
+          <w:sz w:val="26"/>
+          <w:szCs w:val="26"/>
+        </w:rPr>
+      </w:pPr>
+      <w:r>
+        <w:rPr>
+          <w:b/>
+          <w:color w:val="000000" w:themeColor="text1"/>
+          <w:sz w:val="26"/>
+          <w:szCs w:val="26"/>
+        </w:rPr>
+        <w:t>BẢNG KIỂM HỒ SƠ</w:t>
+      </w:r>
+    </w:p>
+    <w:p>
+      <w:pPr>
+        <w:shd w:val="clear" w:color="auto" w:fill="FFFFFF" w:themeFill="background1"/>
+        <w:jc w:val="center"/>
+        <w:rPr>
+          <w:b/>
+          <w:color w:val="000000" w:themeColor="text1"/>
+          <w:sz w:val="26"/>
+          <w:szCs w:val="26"/>
+          <w:lang w:val="vi-VN"/>
+        </w:rPr>
+      </w:pPr>
+      <w:r>
+        <w:rPr>
+          <w:b/>
+          <w:color w:val="000000" w:themeColor="text1"/>
+          <w:sz w:val="26"/>
+          <w:szCs w:val="26"/>
+          <w:lang w:val="vi-VN"/>
+        </w:rPr>
+        <w:t xml:space="preserve">Dành cho các khóa ĐT cấp chứng nhận CME cho cán bộ Bệnh viện Phụ sản Trung ương (Đào tạo nội bộ) </w:t>
+      </w:r>
+    </w:p>
+    <w:tbl>
+      <w:tblPr>
+        <w:tblW w:w="10643" w:type="dxa"/>
+        <w:tblInd w:w="-612" w:type="dxa"/>
+        <w:tblBorders>
+          <w:top w:val="single" w:sz="4" w:space="0" w:color="auto"/>
+          <w:left w:val="single" w:sz="4" w:space="0" w:color="auto"/>
+          <w:bottom w:val="single" w:sz="4" w:space="0" w:color="auto"/>
+          <w:right w:val="single" w:sz="4" w:space="0" w:color="auto"/>
+          <w:insideH w:val="single" w:sz="4" w:space="0" w:color="auto"/>
+          <w:insideV w:val="single" w:sz="4" w:space="0" w:color="auto"/>
+        </w:tblBorders>
+        <w:tblLook w:val="04A0" w:firstRow="1" w:lastRow="0" w:firstColumn="1" w:lastColumn="0" w:noHBand="0" w:noVBand="1"/>
+      </w:tblPr>
+      <w:tblGrid>
+        <w:gridCol w:w="670"/>
+        <w:gridCol w:w="1497"/>
+        <w:gridCol w:w="2936"/>
+        <w:gridCol w:w="2563"/>
+        <w:gridCol w:w="2977"/>
+      </w:tblGrid>
+      <w:tr>
+        <w:trPr>
+          <w:trHeight w:val="444"/>
+        </w:trPr>
+        <w:tc>
+          <w:tcPr>
+            <w:tcW w:w="670" w:type="dxa"/>
+            <w:vAlign w:val="center"/>
+          </w:tcPr>
+          <w:p>
+            <w:pPr>
+              <w:shd w:val="clear" w:color="auto" w:fill="FFFFFF" w:themeFill="background1"/>
+              <w:spacing w:line="240" w:lineRule="auto"/>
+              <w:jc w:val="center"/>
+              <w:rPr>
+                <w:b/>
+                <w:color w:val="000000" w:themeColor="text1"/>
+              </w:rPr>
+            </w:pPr>
+            <w:r>
+              <w:rPr>
+                <w:b/>
+                <w:color w:val="000000" w:themeColor="text1"/>
+              </w:rPr>
+              <w:t>STT</w:t>
+            </w:r>
+          </w:p>
+        </w:tc>
+        <w:tc>
+          <w:tcPr>
+            <w:tcW w:w="5437" w:type="dxa"/>
+            <w:vAlign w:val="center"/>
+          </w:tcPr>
+          <w:p>
+            <w:pPr>
+              <w:shd w:val="clear" w:color="auto" w:fill="FFFFFF" w:themeFill="background1"/>
+              <w:spacing w:line="240" w:lineRule="auto"/>
+              <w:jc w:val="center"/>
+              <w:rPr>
+                <w:b/>
+                <w:color w:val="000000" w:themeColor="text1"/>
+              </w:rPr>
+            </w:pPr>
+            <w:r>
+              <w:rPr>
+                <w:b/>
+                <w:color w:val="000000" w:themeColor="text1"/>
+              </w:rPr>
+              <w:t>Tên hồ sơ</w:t>
+            </w:r>
+          </w:p>
+        </w:tc>
+        <w:tc>
+          <w:tcPr>
+            <w:tcW w:w="2693" w:type="dxa"/>
+            <w:vAlign w:val="center"/>
+          </w:tcPr>
+          <w:p>
+            <w:pPr>
+              <w:shd w:val="clear" w:color="auto" w:fill="FFFFFF" w:themeFill="background1"/>
+              <w:spacing w:line="240" w:lineRule="auto"/>
+              <w:jc w:val="center"/>
+              <w:rPr>
+                <w:b/>
+                <w:color w:val="000000" w:themeColor="text1"/>
+              </w:rPr>
+            </w:pPr>
+            <w:r>
+              <w:rPr>
+                <w:b/>
+                <w:color w:val="000000" w:themeColor="text1"/>
+              </w:rPr>
+              <w:t>Mã hiệu</w:t>
+            </w:r>
+          </w:p>
+        </w:tc>
+        <w:tc>
+          <w:tcPr>
+            <w:tcW w:w="851" w:type="dxa"/>
+            <w:vAlign w:val="center"/>
+          </w:tcPr>
+          <w:p>
+            <w:pPr>
+              <w:shd w:val="clear" w:color="auto" w:fill="FFFFFF" w:themeFill="background1"/>
+              <w:spacing w:line="240" w:lineRule="auto"/>
+              <w:jc w:val="center"/>
+              <w:rPr>
+                <w:b/>
+                <w:color w:val="000000" w:themeColor="text1"/>
+              </w:rPr>
+            </w:pPr>
+            <w:r>
+              <w:rPr>
+                <w:b/>
+                <w:color w:val="000000" w:themeColor="text1"/>
+              </w:rPr>
+              <w:t>Có</w:t>
+            </w:r>
+          </w:p>
+        </w:tc>
+        <w:tc>
+          <w:tcPr>
+            <w:tcW w:w="992" w:type="dxa"/>
+            <w:vAlign w:val="center"/>
+          </w:tcPr>
+          <w:p>
+            <w:pPr>
+              <w:shd w:val="clear" w:color="auto" w:fill="FFFFFF" w:themeFill="background1"/>
+              <w:spacing w:line="240" w:lineRule="auto"/>
+              <w:jc w:val="center"/>
+              <w:rPr>
+                <w:b/>
+                <w:color w:val="000000" w:themeColor="text1"/>
+              </w:rPr>
+            </w:pPr>
+            <w:r>
+              <w:rPr>
+                <w:b/>
+                <w:color w:val="000000" w:themeColor="text1"/>
+              </w:rPr>
+              <w:t>Không</w:t>
+            </w:r>
+          </w:p>
+        </w:tc>
+      </w:tr>
+      <w:tr>
+        <w:tc>
+          <w:tcPr>
+            <w:tcW w:w="670" w:type="dxa"/>
+            <w:vAlign w:val="center"/>
+          </w:tcPr>
+          <w:p>
+            <w:pPr>
+              <w:numPr>
+                <w:ilvl w:val="0"/>
+                <w:numId w:val="1"/>
+              </w:numPr>
+              <w:shd w:val="clear" w:color="auto" w:fill="FFFFFF" w:themeFill="background1"/>
+              <w:spacing w:before="120" w:after="120" w:line="240" w:lineRule="auto"/>
+              <w:ind w:left="527" w:hanging="357"/>
+              <w:contextualSpacing/>
+              <w:jc w:val="center"/>
+              <w:rPr>
+                <w:color w:val="000000" w:themeColor="text1"/>
+              </w:rPr>
+            </w:pPr>
+          </w:p>
+        </w:tc>
+        <w:tc>
+          <w:tcPr>
+            <w:tcW w:w="5437" w:type="dxa"/>
+            <w:vAlign w:val="center"/>
+          </w:tcPr>
+          <w:p>
+            <w:pPr>
+              <w:keepNext/>
+              <w:keepLines/>
+              <w:shd w:val="clear" w:color="auto" w:fill="FFFFFF" w:themeFill="background1"/>
+              <w:spacing w:before="120" w:after="120" w:line="240" w:lineRule="auto"/>
+              <w:ind w:right="-45"/>
+              <w:rPr>
+                <w:color w:val="000000" w:themeColor="text1"/>
+                <w:lang w:val="vi-VN"/>
+              </w:rPr>
+            </w:pPr>
+            <w:r>
+              <w:rPr>
+                <w:color w:val="000000" w:themeColor="text1"/>
+                <w:lang w:val="vi-VN"/>
+              </w:rPr>
+              <w:t xml:space="preserve">Quyết định về việc tổ chức khoá đào tạo liên tục </w:t>
+            </w:r>
+          </w:p>
+        </w:tc>
+        <w:tc>
+          <w:tcPr>
+            <w:tcW w:w="2693" w:type="dxa"/>
+            <w:vAlign w:val="center"/>
+          </w:tcPr>
+          <w:p>
+            <w:pPr>
+              <w:keepNext/>
+              <w:keepLines/>
+              <w:shd w:val="clear" w:color="auto" w:fill="FFFFFF" w:themeFill="background1"/>
+              <w:spacing w:before="120" w:after="120" w:line="240" w:lineRule="auto"/>
+              <w:rPr>
+                <w:bCs/>
+                <w:iCs/>
+                <w:color w:val="000000" w:themeColor="text1"/>
+              </w:rPr>
+            </w:pPr>
+            <w:r>
+              <w:rPr>
+                <w:bCs/>
+                <w:iCs/>
+                <w:color w:val="000000" w:themeColor="text1"/>
+                <w:spacing w:val="-6"/>
+                <w:lang w:val="vi-VN"/>
+              </w:rPr>
+              <w:t>QTQL/ĐT&amp;HTQT/03/BM03</w:t>
+            </w:r>
+          </w:p>
+        </w:tc>
+        <w:tc>
+          <w:tcPr>
+            <w:tcW w:w="851" w:type="dxa"/>
+          </w:tcPr>
+          <w:p>
+            <w:pPr>
+              <w:shd w:val="clear" w:color="auto" w:fill="FFFFFF" w:themeFill="background1"/>
+              <w:spacing w:before="120" w:after="120" w:line="240" w:lineRule="auto"/>
+              <w:jc w:val="center"/>
+              <w:rPr>
+                <w:b/>
+                <w:color w:val="000000" w:themeColor="text1"/>
+              </w:rPr>
+            </w:pPr>
+            <w:r>
+              <w:rPr>
+                <w:b/>
+                <w:color w:val="000000" w:themeColor="text1"/>
+              </w:rPr>
+              <w:t>[[Qdtochucco]]</w:t>
+            </w:r>
+          </w:p>
+        </w:tc>
+        <w:tc>
+          <w:tcPr>
+            <w:tcW w:w="992" w:type="dxa"/>
+          </w:tcPr>
+          <w:p>
+            <w:pPr>
+              <w:shd w:val="clear" w:color="auto" w:fill="FFFFFF" w:themeFill="background1"/>
+              <w:spacing w:before="120" w:after="120" w:line="240" w:lineRule="auto"/>
+              <w:jc w:val="center"/>
+              <w:rPr>
+                <w:b/>
+                <w:color w:val="000000" w:themeColor="text1"/>
+              </w:rPr>
+            </w:pPr>
+            <w:r>
+              <w:rPr>
+                <w:b/>
+                <w:color w:val="000000" w:themeColor="text1"/>
+              </w:rPr>
+              <w:t>[[Qdtochuckhong]]</w:t>
+            </w:r>
+          </w:p>
+        </w:tc>
+      </w:tr>
+      <w:tr>
+        <w:tc>
+          <w:tcPr>
+            <w:tcW w:w="670" w:type="dxa"/>
+            <w:vAlign w:val="center"/>
+          </w:tcPr>
+          <w:p>
+            <w:pPr>
+              <w:numPr>
+                <w:ilvl w:val="0"/>
+                <w:numId w:val="1"/>
+              </w:numPr>
+              <w:shd w:val="clear" w:color="auto" w:fill="FFFFFF" w:themeFill="background1"/>
+              <w:spacing w:before="120" w:after="120" w:line="240" w:lineRule="auto"/>
+              <w:ind w:left="527" w:hanging="357"/>
+              <w:contextualSpacing/>
+              <w:jc w:val="center"/>
+              <w:rPr>
+                <w:color w:val="000000" w:themeColor="text1"/>
+              </w:rPr>
+            </w:pPr>
+          </w:p>
+        </w:tc>
+        <w:tc>
+          <w:tcPr>
+            <w:tcW w:w="5437" w:type="dxa"/>
+            <w:vAlign w:val="center"/>
+          </w:tcPr>
+          <w:p>
+            <w:pPr>
+              <w:keepNext/>
+              <w:keepLines/>
+              <w:shd w:val="clear" w:color="auto" w:fill="FFFFFF" w:themeFill="background1"/>
+              <w:spacing w:before="120" w:after="120" w:line="240" w:lineRule="auto"/>
+              <w:ind w:right="-43"/>
+              <w:rPr>
+                <w:color w:val="000000" w:themeColor="text1"/>
+                <w:lang w:val="vi-VN"/>
+              </w:rPr>
+            </w:pPr>
+            <w:r>
+              <w:rPr>
+                <w:color w:val="000000" w:themeColor="text1"/>
+                <w:lang w:val="vi-VN"/>
+              </w:rPr>
+              <w:t>Công văn mời tham gia giảng dạy</w:t>
+            </w:r>
+          </w:p>
+        </w:tc>
+        <w:tc>
+          <w:tcPr>
+            <w:tcW w:w="2693" w:type="dxa"/>
+            <w:vAlign w:val="center"/>
+          </w:tcPr>
+          <w:p>
+            <w:pPr>
+              <w:keepNext/>
+              <w:keepLines/>
+              <w:shd w:val="clear" w:color="auto" w:fill="FFFFFF" w:themeFill="background1"/>
+              <w:spacing w:before="120" w:after="120" w:line="240" w:lineRule="auto"/>
+              <w:rPr>
+                <w:bCs/>
+                <w:iCs/>
+                <w:color w:val="000000" w:themeColor="text1"/>
+              </w:rPr>
+            </w:pPr>
+            <w:r>
+              <w:rPr>
+                <w:bCs/>
+                <w:iCs/>
+                <w:color w:val="000000" w:themeColor="text1"/>
+                <w:spacing w:val="-6"/>
+                <w:lang w:val="vi-VN"/>
+              </w:rPr>
+              <w:t>QTQL/ĐT&amp;HTQT/03/BM10</w:t>
+            </w:r>
+          </w:p>
+        </w:tc>
+        <w:tc>
+          <w:tcPr>
+            <w:tcW w:w="851" w:type="dxa"/>
+          </w:tcPr>
+          <w:p>
+            <w:pPr>
+              <w:shd w:val="clear" w:color="auto" w:fill="FFFFFF" w:themeFill="background1"/>
+              <w:spacing w:before="120" w:after="120" w:line="240" w:lineRule="auto"/>
+              <w:jc w:val="center"/>
+              <w:rPr>
+                <w:b/>
+                <w:color w:val="000000" w:themeColor="text1"/>
+              </w:rPr>
+            </w:pPr>
+            <w:r>
+              <w:rPr>
+                <w:b/>
+                <w:color w:val="000000" w:themeColor="text1"/>
+              </w:rPr>
+              <w:t>[[Cvgiangdayco]]</w:t>
+            </w:r>
+          </w:p>
+        </w:tc>
+        <w:tc>
+          <w:tcPr>
+            <w:tcW w:w="992" w:type="dxa"/>
+          </w:tcPr>
+          <w:p>
+            <w:pPr>
+              <w:shd w:val="clear" w:color="auto" w:fill="FFFFFF" w:themeFill="background1"/>
+              <w:spacing w:before="120" w:after="120" w:line="240" w:lineRule="auto"/>
+              <w:jc w:val="center"/>
+              <w:rPr>
+                <w:b/>
+                <w:color w:val="000000" w:themeColor="text1"/>
+              </w:rPr>
+            </w:pPr>
+            <w:r>
+              <w:rPr>
+                <w:b/>
+                <w:color w:val="000000" w:themeColor="text1"/>
+              </w:rPr>
+              <w:t>[[Cvgiangdaykhong]]</w:t>
+            </w:r>
+          </w:p>
+        </w:tc>
+      </w:tr>
+      <w:tr>
+        <w:tc>
+          <w:tcPr>
+            <w:tcW w:w="670" w:type="dxa"/>
+            <w:vAlign w:val="center"/>
+          </w:tcPr>
+          <w:p>
+            <w:pPr>
+              <w:numPr>
+                <w:ilvl w:val="0"/>
+                <w:numId w:val="1"/>
+              </w:numPr>
+              <w:shd w:val="clear" w:color="auto" w:fill="FFFFFF" w:themeFill="background1"/>
+              <w:spacing w:before="120" w:after="120" w:line="240" w:lineRule="auto"/>
+              <w:ind w:left="527" w:hanging="357"/>
+              <w:contextualSpacing/>
+              <w:jc w:val="center"/>
+              <w:rPr>
+                <w:color w:val="000000" w:themeColor="text1"/>
+              </w:rPr>
+            </w:pPr>
+          </w:p>
+        </w:tc>
+        <w:tc>
+          <w:tcPr>
+            <w:tcW w:w="5437" w:type="dxa"/>
+            <w:vAlign w:val="center"/>
+          </w:tcPr>
+          <w:p>
+            <w:pPr>
+              <w:keepNext/>
+              <w:keepLines/>
+              <w:shd w:val="clear" w:color="auto" w:fill="FFFFFF" w:themeFill="background1"/>
+              <w:spacing w:before="120" w:after="120" w:line="240" w:lineRule="auto"/>
+              <w:ind w:right="-43"/>
+              <w:rPr>
+                <w:color w:val="000000" w:themeColor="text1"/>
+                <w:lang w:val="vi-VN"/>
+              </w:rPr>
+            </w:pPr>
+            <w:r>
+              <w:rPr>
+                <w:color w:val="000000" w:themeColor="text1"/>
+                <w:lang w:val="vi-VN"/>
+              </w:rPr>
+              <w:t>Bảng điểm danh học viên</w:t>
+            </w:r>
+          </w:p>
+        </w:tc>
+        <w:tc>
+          <w:tcPr>
+            <w:tcW w:w="2693" w:type="dxa"/>
+            <w:vAlign w:val="center"/>
+          </w:tcPr>
+          <w:p>
+            <w:pPr>
+              <w:keepNext/>
+              <w:keepLines/>
+              <w:shd w:val="clear" w:color="auto" w:fill="FFFFFF" w:themeFill="background1"/>
+              <w:spacing w:before="120" w:after="120" w:line="240" w:lineRule="auto"/>
+              <w:rPr>
+                <w:bCs/>
+                <w:iCs/>
+                <w:color w:val="000000" w:themeColor="text1"/>
+              </w:rPr>
+            </w:pPr>
+            <w:r>
+              <w:rPr>
+                <w:bCs/>
+                <w:iCs/>
+                <w:color w:val="000000" w:themeColor="text1"/>
+                <w:spacing w:val="-6"/>
+                <w:lang w:val="vi-VN"/>
+              </w:rPr>
+              <w:t>QTQL/ĐT&amp;HTQT/03/BM1</w:t>
+            </w:r>
+            <w:r>
+              <w:rPr>
+                <w:bCs/>
+                <w:iCs/>
+                <w:color w:val="000000" w:themeColor="text1"/>
+                <w:spacing w:val="-6"/>
+              </w:rPr>
+              <w:t>8</w:t>
+            </w:r>
+          </w:p>
+        </w:tc>
+        <w:tc>
+          <w:tcPr>
+            <w:tcW w:w="851" w:type="dxa"/>
+          </w:tcPr>
+          <w:p>
+            <w:pPr>
+              <w:shd w:val="clear" w:color="auto" w:fill="FFFFFF" w:themeFill="background1"/>
+              <w:spacing w:before="120" w:after="120" w:line="240" w:lineRule="auto"/>
+              <w:jc w:val="center"/>
+              <w:rPr>
+                <w:b/>
+                <w:color w:val="000000" w:themeColor="text1"/>
+              </w:rPr>
+            </w:pPr>
+            <w:r>
+              <w:rPr>
+                <w:b/>
+                <w:color w:val="000000" w:themeColor="text1"/>
+              </w:rPr>
+              <w:t>[[Diemdanhco]]</w:t>
+            </w:r>
+          </w:p>
+        </w:tc>
+        <w:tc>
+          <w:tcPr>
+            <w:tcW w:w="992" w:type="dxa"/>
+          </w:tcPr>
+          <w:p>
+            <w:pPr>
+              <w:shd w:val="clear" w:color="auto" w:fill="FFFFFF" w:themeFill="background1"/>
+              <w:spacing w:before="120" w:after="120" w:line="240" w:lineRule="auto"/>
+              <w:jc w:val="center"/>
+              <w:rPr>
+                <w:b/>
+                <w:color w:val="000000" w:themeColor="text1"/>
+              </w:rPr>
+            </w:pPr>
+            <w:r>
+              <w:rPr>
+                <w:b/>
+                <w:color w:val="000000" w:themeColor="text1"/>
+              </w:rPr>
+              <w:t>[[Diemdanhkhong]]</w:t>
+            </w:r>
+          </w:p>
+        </w:tc>
+      </w:tr>
+      <w:tr>
+        <w:tc>
+          <w:tcPr>
+            <w:tcW w:w="670" w:type="dxa"/>
+            <w:vAlign w:val="center"/>
+          </w:tcPr>
+          <w:p>
+            <w:pPr>
+              <w:numPr>
+                <w:ilvl w:val="0"/>
+                <w:numId w:val="1"/>
+              </w:numPr>
+              <w:shd w:val="clear" w:color="auto" w:fill="FFFFFF" w:themeFill="background1"/>
+              <w:spacing w:before="120" w:after="120" w:line="240" w:lineRule="auto"/>
+              <w:ind w:left="527" w:hanging="357"/>
+              <w:contextualSpacing/>
+              <w:jc w:val="center"/>
+              <w:rPr>
+                <w:color w:val="000000" w:themeColor="text1"/>
+              </w:rPr>
+            </w:pPr>
+          </w:p>
+        </w:tc>
+        <w:tc>
+          <w:tcPr>
+            <w:tcW w:w="5437" w:type="dxa"/>
+            <w:vAlign w:val="center"/>
+          </w:tcPr>
+          <w:p>
+            <w:pPr>
+              <w:shd w:val="clear" w:color="auto" w:fill="FFFFFF" w:themeFill="background1"/>
+              <w:spacing w:before="120" w:after="120" w:line="240" w:lineRule="auto"/>
+              <w:ind w:right="-45"/>
+              <w:rPr>
+                <w:color w:val="000000" w:themeColor="text1"/>
+                <w:lang w:val="vi-VN"/>
+              </w:rPr>
+            </w:pPr>
+            <w:r>
+              <w:rPr>
+                <w:color w:val="000000" w:themeColor="text1"/>
+                <w:lang w:val="vi-VN"/>
+              </w:rPr>
+              <w:t>Phiếu nhận xét khoa đào tạo (dành cho học viên)</w:t>
+            </w:r>
+          </w:p>
+        </w:tc>
+        <w:tc>
+          <w:tcPr>
+            <w:tcW w:w="2693" w:type="dxa"/>
+            <w:vAlign w:val="center"/>
+          </w:tcPr>
+          <w:p>
+            <w:pPr>
+              <w:shd w:val="clear" w:color="auto" w:fill="FFFFFF" w:themeFill="background1"/>
+              <w:spacing w:before="120" w:after="120" w:line="240" w:lineRule="auto"/>
+              <w:rPr>
+                <w:bCs/>
+                <w:iCs/>
+                <w:color w:val="000000" w:themeColor="text1"/>
+              </w:rPr>
+            </w:pPr>
+            <w:r>
+              <w:rPr>
+                <w:bCs/>
+                <w:iCs/>
+                <w:color w:val="000000" w:themeColor="text1"/>
+                <w:spacing w:val="-6"/>
+                <w:lang w:val="vi-VN"/>
+              </w:rPr>
+              <w:t>QTQL/ĐT&amp;HTQT/03/BM</w:t>
+            </w:r>
+            <w:r>
+              <w:rPr>
+                <w:bCs/>
+                <w:iCs/>
+                <w:color w:val="000000" w:themeColor="text1"/>
+                <w:spacing w:val="-6"/>
+              </w:rPr>
+              <w:t>26</w:t>
+            </w:r>
+          </w:p>
+        </w:tc>
+        <w:tc>
+          <w:tcPr>
+            <w:tcW w:w="851" w:type="dxa"/>
+          </w:tcPr>
+          <w:p>
+            <w:pPr>
+              <w:shd w:val="clear" w:color="auto" w:fill="FFFFFF" w:themeFill="background1"/>
+              <w:spacing w:before="120" w:after="120" w:line="240" w:lineRule="auto"/>
+              <w:jc w:val="center"/>
+              <w:rPr>
+                <w:b/>
+                <w:color w:val="000000" w:themeColor="text1"/>
+              </w:rPr>
+            </w:pPr>
+            <w:r>
+              <w:rPr>
+                <w:b/>
+                <w:color w:val="000000" w:themeColor="text1"/>
+              </w:rPr>
+              <w:t>[[Nxkhoaco]]</w:t>
+            </w:r>
+          </w:p>
+        </w:tc>
+        <w:tc>
+          <w:tcPr>
+            <w:tcW w:w="992" w:type="dxa"/>
+          </w:tcPr>
+          <w:p>
+            <w:pPr>
+              <w:shd w:val="clear" w:color="auto" w:fill="FFFFFF" w:themeFill="background1"/>
+              <w:spacing w:before="120" w:after="120" w:line="240" w:lineRule="auto"/>
+              <w:jc w:val="center"/>
+              <w:rPr>
+                <w:b/>
+                <w:color w:val="000000" w:themeColor="text1"/>
+              </w:rPr>
+            </w:pPr>
+            <w:r>
+              <w:rPr>
+                <w:b/>
+                <w:color w:val="000000" w:themeColor="text1"/>
+              </w:rPr>
+              <w:t>[[Nxkhoakhong]]</w:t>
+            </w:r>
+          </w:p>
+        </w:tc>
+      </w:tr>
+      <w:tr>
+        <w:tc>
+          <w:tcPr>
+            <w:tcW w:w="670" w:type="dxa"/>
+            <w:vAlign w:val="center"/>
+          </w:tcPr>
+          <w:p>
+            <w:pPr>
+              <w:numPr>
+                <w:ilvl w:val="0"/>
+                <w:numId w:val="1"/>
+              </w:numPr>
+              <w:shd w:val="clear" w:color="auto" w:fill="FFFFFF" w:themeFill="background1"/>
+              <w:spacing w:before="120" w:after="120" w:line="240" w:lineRule="auto"/>
+              <w:ind w:left="527" w:hanging="357"/>
+              <w:contextualSpacing/>
+              <w:jc w:val="center"/>
+              <w:rPr>
+                <w:color w:val="000000" w:themeColor="text1"/>
+              </w:rPr>
+            </w:pPr>
+          </w:p>
+        </w:tc>
+        <w:tc>
+          <w:tcPr>
+            <w:tcW w:w="5437" w:type="dxa"/>
+            <w:vAlign w:val="center"/>
+          </w:tcPr>
+          <w:p>
+            <w:pPr>
+              <w:shd w:val="clear" w:color="auto" w:fill="FFFFFF" w:themeFill="background1"/>
+              <w:spacing w:before="120" w:after="120" w:line="240" w:lineRule="auto"/>
+              <w:ind w:right="-45"/>
+              <w:rPr>
+                <w:color w:val="000000" w:themeColor="text1"/>
+                <w:lang w:val="vi-VN"/>
+              </w:rPr>
+            </w:pPr>
+            <w:r>
+              <w:rPr>
+                <w:color w:val="000000" w:themeColor="text1"/>
+                <w:lang w:val="vi-VN"/>
+              </w:rPr>
+              <w:t>Phiếu nhận xét khoá đào tạo</w:t>
+            </w:r>
+            <w:r>
+              <w:rPr>
+                <w:b/>
+                <w:bCs/>
+                <w:color w:val="000000" w:themeColor="text1"/>
+                <w:lang w:val="vi-VN"/>
+              </w:rPr>
+              <w:t xml:space="preserve"> </w:t>
+            </w:r>
+            <w:r>
+              <w:rPr>
+                <w:color w:val="000000" w:themeColor="text1"/>
+                <w:lang w:val="vi-VN"/>
+              </w:rPr>
+              <w:t>(dành cho giảng viên)</w:t>
+            </w:r>
+            <w:r>
+              <w:rPr>
+                <w:b/>
+                <w:bCs/>
+                <w:color w:val="000000" w:themeColor="text1"/>
+                <w:lang w:val="vi-VN"/>
+              </w:rPr>
+              <w:t xml:space="preserve"> </w:t>
+            </w:r>
+          </w:p>
+        </w:tc>
+        <w:tc>
+          <w:tcPr>
+            <w:tcW w:w="2693" w:type="dxa"/>
+            <w:vAlign w:val="center"/>
+          </w:tcPr>
+          <w:p>
+            <w:pPr>
+              <w:shd w:val="clear" w:color="auto" w:fill="FFFFFF" w:themeFill="background1"/>
+              <w:spacing w:before="120" w:after="120" w:line="240" w:lineRule="auto"/>
+              <w:rPr>
+                <w:bCs/>
+                <w:iCs/>
+                <w:color w:val="000000" w:themeColor="text1"/>
+              </w:rPr>
+            </w:pPr>
+            <w:r>
+              <w:rPr>
+                <w:bCs/>
+                <w:iCs/>
+                <w:color w:val="000000" w:themeColor="text1"/>
+                <w:spacing w:val="-6"/>
+                <w:lang w:val="vi-VN"/>
+              </w:rPr>
+              <w:t>QTQL/ĐT&amp;HTQT/03/BM2</w:t>
+            </w:r>
+            <w:r>
+              <w:rPr>
+                <w:bCs/>
+                <w:iCs/>
+                <w:color w:val="000000" w:themeColor="text1"/>
+                <w:spacing w:val="-6"/>
+              </w:rPr>
+              <w:t>7</w:t>
+            </w:r>
+          </w:p>
+        </w:tc>
+        <w:tc>
+          <w:tcPr>
+            <w:tcW w:w="851" w:type="dxa"/>
+          </w:tcPr>
+          <w:p>
+            <w:pPr>
+              <w:shd w:val="clear" w:color="auto" w:fill="FFFFFF" w:themeFill="background1"/>
+              <w:spacing w:before="120" w:after="120" w:line="240" w:lineRule="auto"/>
+              <w:jc w:val="center"/>
+              <w:rPr>
+                <w:b/>
+                <w:color w:val="000000" w:themeColor="text1"/>
+              </w:rPr>
+            </w:pPr>
+            <w:r>
+              <w:rPr>
+                <w:b/>
+                <w:color w:val="000000" w:themeColor="text1"/>
+              </w:rPr>
+              <w:t>[[Nxkhoadtco]]</w:t>
+            </w:r>
+          </w:p>
+        </w:tc>
+        <w:tc>
+          <w:tcPr>
+            <w:tcW w:w="992" w:type="dxa"/>
+          </w:tcPr>
+          <w:p>
+            <w:pPr>
+              <w:shd w:val="clear" w:color="auto" w:fill="FFFFFF" w:themeFill="background1"/>
+              <w:spacing w:before="120" w:after="120" w:line="240" w:lineRule="auto"/>
+              <w:jc w:val="center"/>
+              <w:rPr>
+                <w:b/>
+                <w:color w:val="000000" w:themeColor="text1"/>
+              </w:rPr>
+            </w:pPr>
+            <w:r>
+              <w:rPr>
+                <w:b/>
+                <w:color w:val="000000" w:themeColor="text1"/>
+              </w:rPr>
+              <w:t>[[Nxkhoadtkhong]]</w:t>
+            </w:r>
+          </w:p>
+        </w:tc>
+      </w:tr>
+      <w:tr>
+        <w:tc>
+          <w:tcPr>
+            <w:tcW w:w="670" w:type="dxa"/>
+            <w:vAlign w:val="center"/>
+          </w:tcPr>
+          <w:p>
+            <w:pPr>
+              <w:numPr>
+                <w:ilvl w:val="0"/>
+                <w:numId w:val="1"/>
+              </w:numPr>
+              <w:shd w:val="clear" w:color="auto" w:fill="FFFFFF" w:themeFill="background1"/>
+              <w:spacing w:before="120" w:after="120" w:line="240" w:lineRule="auto"/>
+              <w:ind w:left="527" w:hanging="357"/>
+              <w:contextualSpacing/>
+              <w:jc w:val="center"/>
+              <w:rPr>
+                <w:color w:val="000000" w:themeColor="text1"/>
+              </w:rPr>
+            </w:pPr>
+          </w:p>
+        </w:tc>
+        <w:tc>
+          <w:tcPr>
+            <w:tcW w:w="5437" w:type="dxa"/>
+            <w:vAlign w:val="center"/>
+          </w:tcPr>
+          <w:p>
+            <w:pPr>
+              <w:shd w:val="clear" w:color="auto" w:fill="FFFFFF" w:themeFill="background1"/>
+              <w:spacing w:before="120" w:after="120" w:line="240" w:lineRule="auto"/>
+              <w:ind w:right="-45"/>
+              <w:rPr>
+                <w:color w:val="000000" w:themeColor="text1"/>
+                <w:lang w:val="vi-VN"/>
+              </w:rPr>
+            </w:pPr>
+            <w:r>
+              <w:rPr>
+                <w:color w:val="000000" w:themeColor="text1"/>
+                <w:lang w:val="vi-VN"/>
+              </w:rPr>
+              <w:t xml:space="preserve">Quyết định về việc khen thưởng học viên có thành tích học tập xuất sắc </w:t>
+            </w:r>
+          </w:p>
+        </w:tc>
+        <w:tc>
+          <w:tcPr>
+            <w:tcW w:w="2693" w:type="dxa"/>
+            <w:vAlign w:val="center"/>
+          </w:tcPr>
+          <w:p>
+            <w:pPr>
+              <w:shd w:val="clear" w:color="auto" w:fill="FFFFFF" w:themeFill="background1"/>
+              <w:spacing w:before="120" w:after="120" w:line="240" w:lineRule="auto"/>
+              <w:rPr>
+                <w:bCs/>
+                <w:iCs/>
+                <w:color w:val="000000" w:themeColor="text1"/>
+              </w:rPr>
+            </w:pPr>
+            <w:r>
+              <w:rPr>
+                <w:bCs/>
+                <w:iCs/>
+                <w:color w:val="000000" w:themeColor="text1"/>
+                <w:spacing w:val="-6"/>
+                <w:lang w:val="vi-VN"/>
+              </w:rPr>
+              <w:t>QTQL/ĐT&amp;HTQT/03/BM</w:t>
+            </w:r>
+            <w:r>
+              <w:rPr>
+                <w:bCs/>
+                <w:iCs/>
+                <w:color w:val="000000" w:themeColor="text1"/>
+                <w:spacing w:val="-6"/>
+              </w:rPr>
+              <w:t>30</w:t>
+            </w:r>
+          </w:p>
+        </w:tc>
+        <w:tc>
+          <w:tcPr>
+            <w:tcW w:w="851" w:type="dxa"/>
+          </w:tcPr>
+          <w:p>
+            <w:pPr>
+              <w:shd w:val="clear" w:color="auto" w:fill="FFFFFF" w:themeFill="background1"/>
+              <w:spacing w:before="120" w:after="120" w:line="240" w:lineRule="auto"/>
+              <w:jc w:val="center"/>
+              <w:rPr>
+                <w:b/>
+                <w:color w:val="000000" w:themeColor="text1"/>
+              </w:rPr>
+            </w:pPr>
+            <w:r>
+              <w:rPr>
+                <w:b/>
+                <w:color w:val="000000" w:themeColor="text1"/>
+              </w:rPr>
+              <w:t>[[Khenthuongco]]</w:t>
+            </w:r>
+          </w:p>
+        </w:tc>
+        <w:tc>
+          <w:tcPr>
+            <w:tcW w:w="992" w:type="dxa"/>
+          </w:tcPr>
+          <w:p>
+            <w:pPr>
+              <w:shd w:val="clear" w:color="auto" w:fill="FFFFFF" w:themeFill="background1"/>
+              <w:spacing w:before="120" w:after="120" w:line="240" w:lineRule="auto"/>
+              <w:jc w:val="center"/>
+              <w:rPr>
+                <w:b/>
+                <w:color w:val="000000" w:themeColor="text1"/>
+              </w:rPr>
+            </w:pPr>
+            <w:r>
+              <w:rPr>
+                <w:b/>
+                <w:color w:val="000000" w:themeColor="text1"/>
+              </w:rPr>
+              <w:t>[[Khenthuongkhong]]</w:t>
+            </w:r>
+          </w:p>
+        </w:tc>
+      </w:tr>
+      <w:tr>
+        <w:tc>
+          <w:tcPr>
+            <w:tcW w:w="670" w:type="dxa"/>
+            <w:vAlign w:val="center"/>
+          </w:tcPr>
+          <w:p>
+            <w:pPr>
+              <w:numPr>
+                <w:ilvl w:val="0"/>
+                <w:numId w:val="1"/>
+              </w:numPr>
+              <w:shd w:val="clear" w:color="auto" w:fill="FFFFFF" w:themeFill="background1"/>
+              <w:spacing w:before="120" w:after="120" w:line="240" w:lineRule="auto"/>
+              <w:ind w:left="527" w:hanging="357"/>
+              <w:contextualSpacing/>
+              <w:jc w:val="center"/>
+              <w:rPr>
+                <w:color w:val="000000" w:themeColor="text1"/>
+              </w:rPr>
+            </w:pPr>
+          </w:p>
+        </w:tc>
+        <w:tc>
+          <w:tcPr>
+            <w:tcW w:w="5437" w:type="dxa"/>
+            <w:vAlign w:val="center"/>
+          </w:tcPr>
+          <w:p>
+            <w:pPr>
+              <w:shd w:val="clear" w:color="auto" w:fill="FFFFFF" w:themeFill="background1"/>
+              <w:spacing w:before="120" w:after="120" w:line="240" w:lineRule="auto"/>
+              <w:ind w:right="-45"/>
+              <w:rPr>
+                <w:color w:val="000000" w:themeColor="text1"/>
+                <w:lang w:val="vi-VN"/>
+              </w:rPr>
+            </w:pPr>
+            <w:r>
+              <w:rPr>
+                <w:color w:val="000000" w:themeColor="text1"/>
+                <w:lang w:val="vi-VN"/>
+              </w:rPr>
+              <w:t xml:space="preserve">Bảng điểm kiểm tra cuối khoá lý thuyết </w:t>
+            </w:r>
+          </w:p>
+        </w:tc>
+        <w:tc>
+          <w:tcPr>
+            <w:tcW w:w="2693" w:type="dxa"/>
+            <w:vAlign w:val="center"/>
+          </w:tcPr>
+          <w:p>
+            <w:pPr>
+              <w:shd w:val="clear" w:color="auto" w:fill="FFFFFF" w:themeFill="background1"/>
+              <w:spacing w:before="120" w:after="120" w:line="240" w:lineRule="auto"/>
+              <w:rPr>
+                <w:bCs/>
+                <w:iCs/>
+                <w:color w:val="000000" w:themeColor="text1"/>
+              </w:rPr>
+            </w:pPr>
+            <w:r>
+              <w:rPr>
+                <w:bCs/>
+                <w:iCs/>
+                <w:color w:val="000000" w:themeColor="text1"/>
+                <w:spacing w:val="-6"/>
+                <w:lang w:val="vi-VN"/>
+              </w:rPr>
+              <w:t>QTQL/ĐT&amp;HTQT/03/BM</w:t>
+            </w:r>
+            <w:r>
+              <w:rPr>
+                <w:bCs/>
+                <w:iCs/>
+                <w:color w:val="000000" w:themeColor="text1"/>
+                <w:spacing w:val="-6"/>
+              </w:rPr>
+              <w:t>33</w:t>
+            </w:r>
+          </w:p>
+        </w:tc>
+        <w:tc>
+          <w:tcPr>
+            <w:tcW w:w="851" w:type="dxa"/>
+          </w:tcPr>
+          <w:p>
+            <w:pPr>
+              <w:shd w:val="clear" w:color="auto" w:fill="FFFFFF" w:themeFill="background1"/>
+              <w:spacing w:before="120" w:after="120" w:line="240" w:lineRule="auto"/>
+              <w:jc w:val="center"/>
+              <w:rPr>
+                <w:b/>
+                <w:color w:val="000000" w:themeColor="text1"/>
+              </w:rPr>
+            </w:pPr>
+            <w:r>
+              <w:rPr>
+                <w:b/>
+                <w:color w:val="000000" w:themeColor="text1"/>
+              </w:rPr>
+              <w:t>[[Diemlythuyetco]]</w:t>
+            </w:r>
+          </w:p>
+        </w:tc>
+        <w:tc>
+          <w:tcPr>
+            <w:tcW w:w="992" w:type="dxa"/>
+          </w:tcPr>
+          <w:p>
+            <w:pPr>
+              <w:shd w:val="clear" w:color="auto" w:fill="FFFFFF" w:themeFill="background1"/>
+              <w:spacing w:before="120" w:after="120" w:line="240" w:lineRule="auto"/>
+              <w:jc w:val="center"/>
+              <w:rPr>
+                <w:b/>
+                <w:color w:val="000000" w:themeColor="text1"/>
+              </w:rPr>
+            </w:pPr>
+            <w:r>
+              <w:rPr>
+                <w:b/>
+                <w:color w:val="000000" w:themeColor="text1"/>
+              </w:rPr>
+              <w:t>[[Diemlythuyetkhong]]</w:t>
+            </w:r>
+          </w:p>
+        </w:tc>
+      </w:tr>
+      <w:tr>
+        <w:tc>
+          <w:tcPr>
+            <w:tcW w:w="670" w:type="dxa"/>
+            <w:vAlign w:val="center"/>
+          </w:tcPr>
+          <w:p>
+            <w:pPr>
+              <w:numPr>
+                <w:ilvl w:val="0"/>
+                <w:numId w:val="1"/>
+              </w:numPr>
+              <w:shd w:val="clear" w:color="auto" w:fill="FFFFFF" w:themeFill="background1"/>
+              <w:spacing w:before="120" w:after="120" w:line="240" w:lineRule="auto"/>
+              <w:ind w:left="527" w:hanging="357"/>
+              <w:contextualSpacing/>
+              <w:jc w:val="center"/>
+              <w:rPr>
+                <w:color w:val="000000" w:themeColor="text1"/>
+              </w:rPr>
+            </w:pPr>
+          </w:p>
+        </w:tc>
+        <w:tc>
+          <w:tcPr>
+            <w:tcW w:w="5437" w:type="dxa"/>
+            <w:vAlign w:val="center"/>
+          </w:tcPr>
+          <w:p>
+            <w:pPr>
+              <w:shd w:val="clear" w:color="auto" w:fill="FFFFFF" w:themeFill="background1"/>
+              <w:spacing w:before="120" w:after="120" w:line="240" w:lineRule="auto"/>
+              <w:rPr>
+                <w:color w:val="000000" w:themeColor="text1"/>
+                <w:lang w:val="vi-VN"/>
+              </w:rPr>
+            </w:pPr>
+            <w:r>
+              <w:rPr>
+                <w:color w:val="000000" w:themeColor="text1"/>
+                <w:lang w:val="vi-VN"/>
+              </w:rPr>
+              <w:t xml:space="preserve">Bảng tổng hợp điểm và xếp loại </w:t>
+            </w:r>
+          </w:p>
+        </w:tc>
+        <w:tc>
+          <w:tcPr>
+            <w:tcW w:w="2693" w:type="dxa"/>
+            <w:vAlign w:val="center"/>
+          </w:tcPr>
+          <w:p>
+            <w:pPr>
+              <w:shd w:val="clear" w:color="auto" w:fill="FFFFFF" w:themeFill="background1"/>
+              <w:spacing w:before="120" w:after="120" w:line="240" w:lineRule="auto"/>
+              <w:rPr>
+                <w:bCs/>
+                <w:iCs/>
+                <w:color w:val="000000" w:themeColor="text1"/>
+              </w:rPr>
+            </w:pPr>
+            <w:r>
+              <w:rPr>
+                <w:bCs/>
+                <w:iCs/>
+                <w:color w:val="000000" w:themeColor="text1"/>
+                <w:spacing w:val="-6"/>
+                <w:lang w:val="vi-VN"/>
+              </w:rPr>
+              <w:t>QTQL/ĐT&amp;HTQT/03/BM</w:t>
+            </w:r>
+            <w:r>
+              <w:rPr>
+                <w:bCs/>
+                <w:iCs/>
+                <w:color w:val="000000" w:themeColor="text1"/>
+                <w:spacing w:val="-6"/>
+              </w:rPr>
+              <w:t>35</w:t>
+            </w:r>
+          </w:p>
+        </w:tc>
+        <w:tc>
+          <w:tcPr>
+            <w:tcW w:w="851" w:type="dxa"/>
+          </w:tcPr>
+          <w:p>
+            <w:pPr>
+              <w:shd w:val="clear" w:color="auto" w:fill="FFFFFF" w:themeFill="background1"/>
+              <w:spacing w:before="120" w:after="120" w:line="240" w:lineRule="auto"/>
+              <w:jc w:val="center"/>
+              <w:rPr>
+                <w:b/>
+                <w:color w:val="000000" w:themeColor="text1"/>
+              </w:rPr>
+            </w:pPr>
+            <w:r>
+              <w:rPr>
+                <w:b/>
+                <w:color w:val="000000" w:themeColor="text1"/>
+              </w:rPr>
+              <w:t>[[Tonghopdiemco]]</w:t>
+            </w:r>
+          </w:p>
+        </w:tc>
+        <w:tc>
+          <w:tcPr>
+            <w:tcW w:w="992" w:type="dxa"/>
+          </w:tcPr>
+          <w:p>
+            <w:pPr>
+              <w:shd w:val="clear" w:color="auto" w:fill="FFFFFF" w:themeFill="background1"/>
+              <w:spacing w:before="120" w:after="120" w:line="240" w:lineRule="auto"/>
+              <w:jc w:val="center"/>
+              <w:rPr>
+                <w:b/>
+                <w:color w:val="000000" w:themeColor="text1"/>
+              </w:rPr>
+            </w:pPr>
+            <w:r>
+              <w:rPr>
+                <w:b/>
+                <w:color w:val="000000" w:themeColor="text1"/>
+              </w:rPr>
+              <w:t>[[Tonghopdiemkhong]]</w:t>
+            </w:r>
+          </w:p>
+        </w:tc>
+      </w:tr>
+      <w:tr>
+        <w:tc>
+          <w:tcPr>
+            <w:tcW w:w="670" w:type="dxa"/>
+            <w:vAlign w:val="center"/>
+          </w:tcPr>
+          <w:p>
+            <w:pPr>
+              <w:numPr>
+                <w:ilvl w:val="0"/>
+                <w:numId w:val="1"/>
+              </w:numPr>
+              <w:shd w:val="clear" w:color="auto" w:fill="FFFFFF" w:themeFill="background1"/>
+              <w:spacing w:before="120" w:after="120" w:line="240" w:lineRule="auto"/>
+              <w:ind w:left="527" w:hanging="357"/>
+              <w:contextualSpacing/>
+              <w:jc w:val="center"/>
+              <w:rPr>
+                <w:color w:val="000000" w:themeColor="text1"/>
+              </w:rPr>
+            </w:pPr>
+          </w:p>
+        </w:tc>
+        <w:tc>
+          <w:tcPr>
+            <w:tcW w:w="5437" w:type="dxa"/>
+            <w:vAlign w:val="center"/>
+          </w:tcPr>
+          <w:p>
+            <w:pPr>
+              <w:shd w:val="clear" w:color="auto" w:fill="FFFFFF" w:themeFill="background1"/>
+              <w:spacing w:before="120" w:after="120" w:line="240" w:lineRule="auto"/>
+              <w:rPr>
+                <w:color w:val="000000" w:themeColor="text1"/>
+                <w:lang w:val="vi-VN"/>
+              </w:rPr>
+            </w:pPr>
+            <w:r>
+              <w:rPr>
+                <w:color w:val="000000" w:themeColor="text1"/>
+                <w:lang w:val="vi-VN"/>
+              </w:rPr>
+              <w:t xml:space="preserve">Kế hoạch đào tạo nội bộ </w:t>
+            </w:r>
+          </w:p>
+        </w:tc>
+        <w:tc>
+          <w:tcPr>
+            <w:tcW w:w="2693" w:type="dxa"/>
+            <w:vAlign w:val="center"/>
+          </w:tcPr>
+          <w:p>
+            <w:pPr>
+              <w:shd w:val="clear" w:color="auto" w:fill="FFFFFF" w:themeFill="background1"/>
+              <w:spacing w:before="120" w:after="120" w:line="240" w:lineRule="auto"/>
+              <w:rPr>
+                <w:bCs/>
+                <w:iCs/>
+                <w:color w:val="000000" w:themeColor="text1"/>
+              </w:rPr>
+            </w:pPr>
+            <w:r>
+              <w:rPr>
+                <w:bCs/>
+                <w:iCs/>
+                <w:color w:val="000000" w:themeColor="text1"/>
+                <w:spacing w:val="-6"/>
+                <w:lang w:val="vi-VN"/>
+              </w:rPr>
+              <w:t>QTQL/ĐT&amp;HTQT/03/BM</w:t>
+            </w:r>
+            <w:r>
+              <w:rPr>
+                <w:bCs/>
+                <w:iCs/>
+                <w:color w:val="000000" w:themeColor="text1"/>
+                <w:spacing w:val="-6"/>
+              </w:rPr>
+              <w:t>36</w:t>
+            </w:r>
+          </w:p>
+        </w:tc>
+        <w:tc>
+          <w:tcPr>
+            <w:tcW w:w="851" w:type="dxa"/>
+          </w:tcPr>
+          <w:p>
+            <w:pPr>
+              <w:shd w:val="clear" w:color="auto" w:fill="FFFFFF" w:themeFill="background1"/>
+              <w:spacing w:before="120" w:after="120" w:line="240" w:lineRule="auto"/>
+              <w:jc w:val="center"/>
+              <w:rPr>
+                <w:b/>
+                <w:color w:val="000000" w:themeColor="text1"/>
+              </w:rPr>
+            </w:pPr>
+            <w:r>
+              <w:rPr>
+                <w:b/>
+                <w:color w:val="000000" w:themeColor="text1"/>
+              </w:rPr>
+              <w:t>[[Kehoachnoiboco]]</w:t>
+            </w:r>
+          </w:p>
+        </w:tc>
+        <w:tc>
+          <w:tcPr>
+            <w:tcW w:w="992" w:type="dxa"/>
+          </w:tcPr>
+          <w:p>
+            <w:pPr>
+              <w:shd w:val="clear" w:color="auto" w:fill="FFFFFF" w:themeFill="background1"/>
+              <w:spacing w:before="120" w:after="120" w:line="240" w:lineRule="auto"/>
+              <w:jc w:val="center"/>
+              <w:rPr>
+                <w:b/>
+                <w:color w:val="000000" w:themeColor="text1"/>
+              </w:rPr>
+            </w:pPr>
+            <w:r>
+              <w:rPr>
+                <w:b/>
+                <w:color w:val="000000" w:themeColor="text1"/>
+              </w:rPr>
+              <w:t>[[Kehoachnoibokhong]]</w:t>
+            </w:r>
+          </w:p>
+        </w:tc>
+      </w:tr>
+      <w:tr>
+        <w:tc>
+          <w:tcPr>
+            <w:tcW w:w="670" w:type="dxa"/>
+            <w:vAlign w:val="center"/>
+          </w:tcPr>
+          <w:p>
+            <w:pPr>
+              <w:numPr>
+                <w:ilvl w:val="0"/>
+                <w:numId w:val="1"/>
+              </w:numPr>
+              <w:shd w:val="clear" w:color="auto" w:fill="FFFFFF" w:themeFill="background1"/>
+              <w:spacing w:before="120" w:after="120" w:line="240" w:lineRule="auto"/>
+              <w:ind w:left="527" w:hanging="357"/>
+              <w:contextualSpacing/>
+              <w:jc w:val="center"/>
+              <w:rPr>
+                <w:color w:val="000000" w:themeColor="text1"/>
+              </w:rPr>
+            </w:pPr>
+          </w:p>
+        </w:tc>
+        <w:tc>
+          <w:tcPr>
+            <w:tcW w:w="5437" w:type="dxa"/>
+            <w:vAlign w:val="center"/>
+          </w:tcPr>
+          <w:p>
+            <w:pPr>
+              <w:shd w:val="clear" w:color="auto" w:fill="FFFFFF" w:themeFill="background1"/>
+              <w:spacing w:before="120" w:after="120" w:line="240" w:lineRule="auto"/>
+              <w:rPr>
+                <w:color w:val="000000" w:themeColor="text1"/>
+                <w:lang w:val="vi-VN"/>
+              </w:rPr>
+            </w:pPr>
+            <w:r>
+              <w:rPr>
+                <w:color w:val="000000" w:themeColor="text1"/>
+                <w:lang w:val="vi-VN"/>
+              </w:rPr>
+              <w:t xml:space="preserve">Phiếu đề nghị mở </w:t>
+            </w:r>
+            <w:r>
+              <w:rPr>
+                <w:color w:val="000000" w:themeColor="text1"/>
+                <w:lang w:val="vi-VN"/>
+              </w:rPr>
+              <w:lastRenderedPageBreak/>
+              <w:t xml:space="preserve">khoá đào tạo không theo kế hoạch </w:t>
+            </w:r>
+          </w:p>
+        </w:tc>
+        <w:tc>
+          <w:tcPr>
+            <w:tcW w:w="2693" w:type="dxa"/>
+            <w:vAlign w:val="center"/>
+          </w:tcPr>
+          <w:p>
+            <w:pPr>
+              <w:shd w:val="clear" w:color="auto" w:fill="FFFFFF" w:themeFill="background1"/>
+              <w:spacing w:before="120" w:after="120" w:line="240" w:lineRule="auto"/>
+              <w:rPr>
+                <w:bCs/>
+                <w:iCs/>
+                <w:color w:val="000000" w:themeColor="text1"/>
+                <w:lang w:val="vi-VN"/>
+              </w:rPr>
+            </w:pPr>
+            <w:r>
+              <w:rPr>
+                <w:bCs/>
+                <w:iCs/>
+                <w:color w:val="000000" w:themeColor="text1"/>
+                <w:spacing w:val="-6"/>
+                <w:lang w:val="vi-VN"/>
+              </w:rPr>
+              <w:lastRenderedPageBreak/>
+              <w:t>QTQL/ĐT&amp;HTQT/03/BM</w:t>
+            </w:r>
+            <w:r>
+              <w:rPr>
+                <w:bCs/>
+                <w:iCs/>
+                <w:color w:val="000000" w:themeColor="text1"/>
+                <w:spacing w:val="-6"/>
+              </w:rPr>
+              <w:t>37</w:t>
+            </w:r>
+          </w:p>
+        </w:tc>
+        <w:tc>
+          <w:tcPr>
+            <w:tcW w:w="851" w:type="dxa"/>
+          </w:tcPr>
+          <w:p>
+            <w:pPr>
+              <w:shd w:val="clear" w:color="auto" w:fill="FFFFFF" w:themeFill="background1"/>
+              <w:spacing w:before="120" w:after="120" w:line="240" w:lineRule="auto"/>
+              <w:jc w:val="center"/>
+              <w:rPr>
+                <w:b/>
+                <w:color w:val="000000" w:themeColor="text1"/>
+              </w:rPr>
+            </w:pPr>
+            <w:r>
+              <w:rPr>
+                <w:b/>
+                <w:color w:val="000000" w:themeColor="text1"/>
+              </w:rPr>
+              <w:t>[[Denghimokhoaco]]</w:t>
+            </w:r>
+          </w:p>
+        </w:tc>
+        <w:tc>
+          <w:tcPr>
+            <w:tcW w:w="992" w:type="dxa"/>
+          </w:tcPr>
+          <w:p>
+            <w:pPr>
+              <w:shd w:val="clear" w:color="auto" w:fill="FFFFFF" w:themeFill="background1"/>
+              <w:spacing w:before="120" w:after="120" w:line="240" w:lineRule="auto"/>
+              <w:jc w:val="center"/>
+              <w:rPr>
+                <w:b/>
+                <w:color w:val="000000" w:themeColor="text1"/>
+              </w:rPr>
+            </w:pPr>
+            <w:r>
+              <w:rPr>
+                <w:b/>
+                <w:color w:val="000000" w:themeColor="text1"/>
+              </w:rPr>
+              <w:t>[[Denghimokhoakhong]]</w:t>
+            </w:r>
+          </w:p>
+        </w:tc>
+      </w:tr>
+      <w:tr>
+        <w:tc>
+          <w:tcPr>
+            <w:tcW w:w="670" w:type="dxa"/>
+            <w:vAlign w:val="center"/>
+          </w:tcPr>
+          <w:p>
+            <w:pPr>
+              <w:numPr>
+                <w:ilvl w:val="0"/>
+                <w:numId w:val="1"/>
+              </w:numPr>
+              <w:shd w:val="clear" w:color="auto" w:fill="FFFFFF" w:themeFill="background1"/>
+              <w:spacing w:before="120" w:after="120" w:line="240" w:lineRule="auto"/>
+              <w:ind w:left="527" w:hanging="357"/>
+              <w:contextualSpacing/>
+              <w:jc w:val="center"/>
+              <w:rPr>
+                <w:color w:val="000000" w:themeColor="text1"/>
+              </w:rPr>
+            </w:pPr>
+          </w:p>
+        </w:tc>
+        <w:tc>
+          <w:tcPr>
+            <w:tcW w:w="5437" w:type="dxa"/>
+            <w:vAlign w:val="center"/>
+          </w:tcPr>
+          <w:p>
+            <w:pPr>
+              <w:pStyle w:val="ListParagraph"/>
+              <w:shd w:val="clear" w:color="auto" w:fill="FFFFFF" w:themeFill="background1"/>
+              <w:tabs>
+                <w:tab w:val="left" w:pos="197"/>
+              </w:tabs>
+              <w:spacing w:before="120" w:after="120" w:line="240" w:lineRule="auto"/>
+              <w:ind w:left="29" w:right="-43"/>
+              <w:rPr>
+                <w:color w:val="000000" w:themeColor="text1"/>
+                <w:lang w:val="vi-VN"/>
+              </w:rPr>
+            </w:pPr>
+            <w:r>
+              <w:rPr>
+                <w:color w:val="000000" w:themeColor="text1"/>
+                <w:lang w:val="vi-VN"/>
+              </w:rPr>
+              <w:t>Kế hoạch thực hiện</w:t>
+            </w:r>
+          </w:p>
+        </w:tc>
+        <w:tc>
+          <w:tcPr>
+            <w:tcW w:w="2693" w:type="dxa"/>
+            <w:vAlign w:val="center"/>
+          </w:tcPr>
+          <w:p>
+            <w:pPr>
+              <w:shd w:val="clear" w:color="auto" w:fill="FFFFFF" w:themeFill="background1"/>
+              <w:spacing w:before="120" w:after="120" w:line="240" w:lineRule="auto"/>
+              <w:rPr>
+                <w:bCs/>
+                <w:iCs/>
+                <w:color w:val="000000" w:themeColor="text1"/>
+              </w:rPr>
+            </w:pPr>
+            <w:r>
+              <w:rPr>
+                <w:bCs/>
+                <w:iCs/>
+                <w:color w:val="000000" w:themeColor="text1"/>
+                <w:spacing w:val="-6"/>
+                <w:lang w:val="vi-VN"/>
+              </w:rPr>
+              <w:t>QTQL/ĐT&amp;HTQT/03/BM</w:t>
+            </w:r>
+            <w:r>
+              <w:rPr>
+                <w:bCs/>
+                <w:iCs/>
+                <w:color w:val="000000" w:themeColor="text1"/>
+                <w:spacing w:val="-6"/>
+              </w:rPr>
+              <w:t>38</w:t>
+            </w:r>
+          </w:p>
+        </w:tc>
+        <w:tc>
+          <w:tcPr>
+            <w:tcW w:w="851" w:type="dxa"/>
+          </w:tcPr>
+          <w:p>
+            <w:pPr>
+              <w:shd w:val="clear" w:color="auto" w:fill="FFFFFF" w:themeFill="background1"/>
+              <w:spacing w:before="120" w:after="120" w:line="240" w:lineRule="auto"/>
+              <w:jc w:val="center"/>
+              <w:rPr>
+                <w:b/>
+                <w:color w:val="000000" w:themeColor="text1"/>
+              </w:rPr>
+            </w:pPr>
+            <w:r>
+              <w:rPr>
+                <w:b/>
+                <w:color w:val="000000" w:themeColor="text1"/>
+              </w:rPr>
+              <w:t>[[Kehoachthuchienco]]</w:t>
+            </w:r>
+          </w:p>
+        </w:tc>
+        <w:tc>
+          <w:tcPr>
+            <w:tcW w:w="992" w:type="dxa"/>
+          </w:tcPr>
+          <w:p>
+            <w:pPr>
+              <w:shd w:val="clear" w:color="auto" w:fill="FFFFFF" w:themeFill="background1"/>
+              <w:spacing w:before="120" w:after="120" w:line="240" w:lineRule="auto"/>
+              <w:jc w:val="center"/>
+              <w:rPr>
+                <w:b/>
+                <w:color w:val="000000" w:themeColor="text1"/>
+              </w:rPr>
+            </w:pPr>
+            <w:r>
+              <w:rPr>
+                <w:b/>
+                <w:color w:val="000000" w:themeColor="text1"/>
+              </w:rPr>
+              <w:t>[[Kehoachthuchienkhong]]</w:t>
+            </w:r>
+          </w:p>
+        </w:tc>
+      </w:tr>
+      <w:tr>
+        <w:tc>
+          <w:tcPr>
+            <w:tcW w:w="670" w:type="dxa"/>
+            <w:vAlign w:val="center"/>
+          </w:tcPr>
+          <w:p>
+            <w:pPr>
+              <w:numPr>
+                <w:ilvl w:val="0"/>
+                <w:numId w:val="1"/>
+              </w:numPr>
+              <w:shd w:val="clear" w:color="auto" w:fill="FFFFFF" w:themeFill="background1"/>
+              <w:spacing w:before="120" w:after="120" w:line="240" w:lineRule="auto"/>
+              <w:ind w:left="527" w:hanging="357"/>
+              <w:contextualSpacing/>
+              <w:jc w:val="center"/>
+              <w:rPr>
+                <w:color w:val="000000" w:themeColor="text1"/>
+              </w:rPr>
+            </w:pPr>
+          </w:p>
+        </w:tc>
+        <w:tc>
+          <w:tcPr>
+            <w:tcW w:w="5437" w:type="dxa"/>
+            <w:vAlign w:val="center"/>
+          </w:tcPr>
+          <w:p>
+            <w:pPr>
+              <w:pStyle w:val="ListParagraph"/>
+              <w:shd w:val="clear" w:color="auto" w:fill="FFFFFF" w:themeFill="background1"/>
+              <w:tabs>
+                <w:tab w:val="left" w:pos="197"/>
+              </w:tabs>
+              <w:spacing w:before="120" w:after="120" w:line="240" w:lineRule="auto"/>
+              <w:ind w:left="29" w:right="-43"/>
+              <w:rPr>
+                <w:color w:val="000000" w:themeColor="text1"/>
+                <w:lang w:val="vi-VN"/>
+              </w:rPr>
+            </w:pPr>
+            <w:r>
+              <w:rPr>
+                <w:color w:val="000000" w:themeColor="text1"/>
+                <w:lang w:val="vi-VN"/>
+              </w:rPr>
+              <w:t xml:space="preserve">Quyết định cử cán bộ đi học </w:t>
+            </w:r>
+            <w:r>
+              <w:rPr>
+                <w:rFonts w:ascii="Wingdings" w:eastAsia="Wingdings" w:hAnsi="Wingdings" w:cs="Wingdings"/>
+                <w:color w:val="000000" w:themeColor="text1"/>
+              </w:rPr>
+              <w:t>à</w:t>
+            </w:r>
+            <w:r>
+              <w:rPr>
+                <w:color w:val="000000" w:themeColor="text1"/>
+                <w:lang w:val="vi-VN"/>
+              </w:rPr>
+              <w:t xml:space="preserve"> phòng TCCB chuẩn bị</w:t>
+            </w:r>
+            <w:r>
+              <w:rPr>
+                <w:color w:val="000000" w:themeColor="text1"/>
+              </w:rPr>
+              <w:t>.</w:t>
+            </w:r>
+          </w:p>
+        </w:tc>
+        <w:tc>
+          <w:tcPr>
+            <w:tcW w:w="2693" w:type="dxa"/>
+            <w:vAlign w:val="center"/>
+          </w:tcPr>
+          <w:p>
+            <w:pPr>
+              <w:shd w:val="clear" w:color="auto" w:fill="FFFFFF" w:themeFill="background1"/>
+              <w:spacing w:before="120" w:after="120" w:line="240" w:lineRule="auto"/>
+              <w:rPr>
+                <w:bCs/>
+                <w:iCs/>
+                <w:color w:val="000000" w:themeColor="text1"/>
+                <w:spacing w:val="-6"/>
+                <w:lang w:val="vi-VN"/>
+              </w:rPr>
+            </w:pPr>
+            <w:r>
+              <w:rPr>
+                <w:bCs/>
+                <w:iCs/>
+                <w:color w:val="000000" w:themeColor="text1"/>
+                <w:spacing w:val="-6"/>
+                <w:lang w:val="vi-VN"/>
+              </w:rPr>
+              <w:t>QTQL/ĐT&amp;HTQT/03/BM</w:t>
+            </w:r>
+            <w:r>
+              <w:rPr>
+                <w:bCs/>
+                <w:iCs/>
+                <w:color w:val="000000" w:themeColor="text1"/>
+                <w:spacing w:val="-6"/>
+              </w:rPr>
+              <w:t>39</w:t>
+            </w:r>
+          </w:p>
+        </w:tc>
+        <w:tc>
+          <w:tcPr>
+            <w:tcW w:w="851" w:type="dxa"/>
+          </w:tcPr>
+          <w:p>
+            <w:pPr>
+              <w:shd w:val="clear" w:color="auto" w:fill="FFFFFF" w:themeFill="background1"/>
+              <w:spacing w:before="120" w:after="120" w:line="240" w:lineRule="auto"/>
+              <w:jc w:val="center"/>
+              <w:rPr>
+                <w:b/>
+                <w:color w:val="000000" w:themeColor="text1"/>
+              </w:rPr>
+            </w:pPr>
+            <w:r>
+              <w:rPr>
+                <w:b/>
+                <w:color w:val="000000" w:themeColor="text1"/>
+              </w:rPr>
+              <w:t>[[Cucanboco]]</w:t>
+            </w:r>
+          </w:p>
+        </w:tc>
+        <w:tc>
+          <w:tcPr>
+            <w:tcW w:w="992" w:type="dxa"/>
+          </w:tcPr>
+          <w:p>
+            <w:pPr>
+              <w:shd w:val="clear" w:color="auto" w:fill="FFFFFF" w:themeFill="background1"/>
+              <w:spacing w:before="120" w:after="120" w:line="240" w:lineRule="auto"/>
+              <w:jc w:val="center"/>
+              <w:rPr>
+                <w:b/>
+                <w:color w:val="000000" w:themeColor="text1"/>
+              </w:rPr>
+            </w:pPr>
+            <w:r>
+              <w:rPr>
+                <w:b/>
+                <w:color w:val="000000" w:themeColor="text1"/>
+              </w:rPr>
+              <w:t>[[Cucanbokhong]]</w:t>
+            </w:r>
+          </w:p>
+        </w:tc>
+      </w:tr>
+      <w:tr>
+        <w:tc>
+          <w:tcPr>
+            <w:tcW w:w="670" w:type="dxa"/>
+            <w:vAlign w:val="center"/>
+          </w:tcPr>
+          <w:p>
+            <w:pPr>
+              <w:numPr>
+                <w:ilvl w:val="0"/>
+                <w:numId w:val="1"/>
+              </w:numPr>
+              <w:shd w:val="clear" w:color="auto" w:fill="FFFFFF" w:themeFill="background1"/>
+              <w:spacing w:before="120" w:after="120" w:line="240" w:lineRule="auto"/>
+              <w:ind w:left="527" w:hanging="357"/>
+              <w:contextualSpacing/>
+              <w:jc w:val="center"/>
+              <w:rPr>
+                <w:color w:val="000000" w:themeColor="text1"/>
+              </w:rPr>
+            </w:pPr>
+          </w:p>
+        </w:tc>
+        <w:tc>
+          <w:tcPr>
+            <w:tcW w:w="5437" w:type="dxa"/>
+            <w:vAlign w:val="center"/>
+          </w:tcPr>
+          <w:p>
+            <w:pPr>
+              <w:shd w:val="clear" w:color="auto" w:fill="FFFFFF" w:themeFill="background1"/>
+              <w:tabs>
+                <w:tab w:val="left" w:pos="197"/>
+              </w:tabs>
+              <w:spacing w:before="120" w:after="120" w:line="240" w:lineRule="auto"/>
+              <w:ind w:right="-43"/>
+              <w:rPr>
+                <w:color w:val="000000" w:themeColor="text1"/>
+                <w:lang w:val="vi-VN"/>
+              </w:rPr>
+            </w:pPr>
+            <w:r>
+              <w:rPr>
+                <w:color w:val="000000" w:themeColor="text1"/>
+                <w:lang w:val="vi-VN"/>
+              </w:rPr>
+              <w:t>Quyết định về việc cử viên chức tham dự khoá học tại nước ngoài</w:t>
+            </w:r>
+          </w:p>
+        </w:tc>
+        <w:tc>
+          <w:tcPr>
+            <w:tcW w:w="2693" w:type="dxa"/>
+            <w:vAlign w:val="center"/>
+          </w:tcPr>
+          <w:p>
+            <w:pPr>
+              <w:shd w:val="clear" w:color="auto" w:fill="FFFFFF" w:themeFill="background1"/>
+              <w:spacing w:before="120" w:after="120" w:line="240" w:lineRule="auto"/>
+              <w:rPr>
+                <w:bCs/>
+                <w:iCs/>
+                <w:color w:val="000000" w:themeColor="text1"/>
+              </w:rPr>
+            </w:pPr>
+            <w:r>
+              <w:rPr>
+                <w:bCs/>
+                <w:iCs/>
+                <w:color w:val="000000" w:themeColor="text1"/>
+                <w:spacing w:val="-6"/>
+                <w:lang w:val="vi-VN"/>
+              </w:rPr>
+              <w:t>QTQL/ĐT&amp;HTQT/03/BM</w:t>
+            </w:r>
+            <w:r>
+              <w:rPr>
+                <w:bCs/>
+                <w:iCs/>
+                <w:color w:val="000000" w:themeColor="text1"/>
+                <w:spacing w:val="-6"/>
+              </w:rPr>
+              <w:t>40</w:t>
+            </w:r>
+          </w:p>
+        </w:tc>
+        <w:tc>
+          <w:tcPr>
+            <w:tcW w:w="851" w:type="dxa"/>
+          </w:tcPr>
+          <w:p>
+            <w:pPr>
+              <w:shd w:val="clear" w:color="auto" w:fill="FFFFFF" w:themeFill="background1"/>
+              <w:spacing w:before="120" w:after="120" w:line="240" w:lineRule="auto"/>
+              <w:jc w:val="center"/>
+              <w:rPr>
+                <w:b/>
+                <w:color w:val="000000" w:themeColor="text1"/>
+              </w:rPr>
+            </w:pPr>
+            <w:r>
+              <w:rPr>
+                <w:b/>
+                <w:color w:val="000000" w:themeColor="text1"/>
+              </w:rPr>
+              <w:t>[[Cuvienchucco]]</w:t>
+            </w:r>
+          </w:p>
+        </w:tc>
+        <w:tc>
+          <w:tcPr>
+            <w:tcW w:w="992" w:type="dxa"/>
+          </w:tcPr>
+          <w:p>
+            <w:pPr>
+              <w:shd w:val="clear" w:color="auto" w:fill="FFFFFF" w:themeFill="background1"/>
+              <w:spacing w:before="120" w:after="120" w:line="240" w:lineRule="auto"/>
+              <w:jc w:val="center"/>
+              <w:rPr>
+                <w:b/>
+                <w:color w:val="000000" w:themeColor="text1"/>
+              </w:rPr>
+            </w:pPr>
+            <w:r>
+              <w:rPr>
+                <w:b/>
+                <w:color w:val="000000" w:themeColor="text1"/>
+              </w:rPr>
+              <w:t>[[Cuvienchuckhong]]</w:t>
+            </w:r>
+          </w:p>
+        </w:tc>
+      </w:tr>
+      <w:tr>
+        <w:tc>
+          <w:tcPr>
+            <w:tcW w:w="670" w:type="dxa"/>
+            <w:vAlign w:val="center"/>
+          </w:tcPr>
+          <w:p>
+            <w:pPr>
+              <w:numPr>
+                <w:ilvl w:val="0"/>
+                <w:numId w:val="1"/>
+              </w:numPr>
+              <w:shd w:val="clear" w:color="auto" w:fill="FFFFFF" w:themeFill="background1"/>
+              <w:spacing w:before="120" w:after="120" w:line="240" w:lineRule="auto"/>
+              <w:ind w:left="527" w:hanging="357"/>
+              <w:contextualSpacing/>
+              <w:jc w:val="center"/>
+              <w:rPr>
+                <w:color w:val="000000" w:themeColor="text1"/>
+              </w:rPr>
+            </w:pPr>
+          </w:p>
+        </w:tc>
+        <w:tc>
+          <w:tcPr>
+            <w:tcW w:w="5437" w:type="dxa"/>
+            <w:vAlign w:val="center"/>
+          </w:tcPr>
+          <w:p>
+            <w:pPr>
+              <w:shd w:val="clear" w:color="auto" w:fill="FFFFFF" w:themeFill="background1"/>
+              <w:spacing w:before="120" w:after="120" w:line="240" w:lineRule="auto"/>
+              <w:rPr>
+                <w:color w:val="000000" w:themeColor="text1"/>
+                <w:lang w:val="vi-VN"/>
+              </w:rPr>
+            </w:pPr>
+            <w:r>
+              <w:rPr>
+                <w:color w:val="000000" w:themeColor="text1"/>
+                <w:lang w:val="vi-VN"/>
+              </w:rPr>
+              <w:t xml:space="preserve">Thống kê hội nghị, hội thảo đã tổ chức và cho phép tổ chức </w:t>
+            </w:r>
+          </w:p>
+        </w:tc>
+        <w:tc>
+          <w:tcPr>
+            <w:tcW w:w="2693" w:type="dxa"/>
+            <w:vAlign w:val="center"/>
+          </w:tcPr>
+          <w:p>
+            <w:pPr>
+              <w:shd w:val="clear" w:color="auto" w:fill="FFFFFF" w:themeFill="background1"/>
+              <w:tabs>
+                <w:tab w:val="left" w:pos="197"/>
+              </w:tabs>
+              <w:spacing w:before="120" w:after="120" w:line="240" w:lineRule="auto"/>
+              <w:ind w:right="-43"/>
+              <w:rPr>
+                <w:bCs/>
+                <w:iCs/>
+                <w:color w:val="000000" w:themeColor="text1"/>
+              </w:rPr>
+            </w:pPr>
+            <w:r>
+              <w:rPr>
+                <w:bCs/>
+                <w:iCs/>
+                <w:color w:val="000000" w:themeColor="text1"/>
+                <w:spacing w:val="-6"/>
+                <w:lang w:val="vi-VN"/>
+              </w:rPr>
+              <w:t>QTQL/ĐT&amp;HTQT/03/BM4</w:t>
+            </w:r>
+            <w:r>
+              <w:rPr>
+                <w:bCs/>
+                <w:iCs/>
+                <w:color w:val="000000" w:themeColor="text1"/>
+                <w:spacing w:val="-6"/>
+              </w:rPr>
+              <w:t>1</w:t>
+            </w:r>
+          </w:p>
+        </w:tc>
+        <w:tc>
+          <w:tcPr>
+            <w:tcW w:w="851" w:type="dxa"/>
+          </w:tcPr>
+          <w:p>
+            <w:pPr>
+              <w:shd w:val="clear" w:color="auto" w:fill="FFFFFF" w:themeFill="background1"/>
+              <w:spacing w:before="120" w:after="120" w:line="240" w:lineRule="auto"/>
+              <w:jc w:val="center"/>
+              <w:rPr>
+                <w:b/>
+                <w:color w:val="000000" w:themeColor="text1"/>
+              </w:rPr>
+            </w:pPr>
+            <w:r>
+              <w:rPr>
+                <w:b/>
+                <w:color w:val="000000" w:themeColor="text1"/>
+              </w:rPr>
+              <w:t>[[Thongkehoithaoco]]</w:t>
+            </w:r>
+          </w:p>
+        </w:tc>
+        <w:tc>
+          <w:tcPr>
+            <w:tcW w:w="992" w:type="dxa"/>
+          </w:tcPr>
+          <w:p>
+            <w:pPr>
+              <w:shd w:val="clear" w:color="auto" w:fill="FFFFFF" w:themeFill="background1"/>
+              <w:spacing w:before="120" w:after="120" w:line="240" w:lineRule="auto"/>
+              <w:jc w:val="center"/>
+              <w:rPr>
+                <w:b/>
+                <w:color w:val="000000" w:themeColor="text1"/>
+              </w:rPr>
+            </w:pPr>
+            <w:r>
+              <w:rPr>
+                <w:b/>
+                <w:color w:val="000000" w:themeColor="text1"/>
+              </w:rPr>
+              <w:t>[[Thongkehoithaokhong]]</w:t>
+            </w:r>
+          </w:p>
+        </w:tc>
+      </w:tr>
+      <w:tr>
+        <w:tc>
+          <w:tcPr>
+            <w:tcW w:w="670" w:type="dxa"/>
+            <w:vAlign w:val="center"/>
+          </w:tcPr>
+          <w:p>
+            <w:pPr>
+              <w:numPr>
+                <w:ilvl w:val="0"/>
+                <w:numId w:val="1"/>
+              </w:numPr>
+              <w:shd w:val="clear" w:color="auto" w:fill="FFFFFF" w:themeFill="background1"/>
+              <w:spacing w:before="120" w:after="120" w:line="240" w:lineRule="auto"/>
+              <w:ind w:left="527" w:hanging="357"/>
+              <w:contextualSpacing/>
+              <w:jc w:val="center"/>
+              <w:rPr>
+                <w:color w:val="000000" w:themeColor="text1"/>
+              </w:rPr>
+            </w:pPr>
+          </w:p>
+        </w:tc>
+        <w:tc>
+          <w:tcPr>
+            <w:tcW w:w="5437" w:type="dxa"/>
+            <w:vAlign w:val="center"/>
+          </w:tcPr>
+          <w:p>
+            <w:pPr>
+              <w:shd w:val="clear" w:color="auto" w:fill="FFFFFF" w:themeFill="background1"/>
+              <w:spacing w:before="120" w:after="120" w:line="240" w:lineRule="auto"/>
+              <w:ind w:right="-43"/>
+              <w:rPr>
+                <w:color w:val="000000" w:themeColor="text1"/>
+                <w:lang w:val="vi-VN"/>
+              </w:rPr>
+            </w:pPr>
+            <w:r>
+              <w:rPr>
+                <w:color w:val="000000" w:themeColor="text1"/>
+                <w:lang w:val="vi-VN"/>
+              </w:rPr>
+              <w:t>Đơn xin đi nước ngoài</w:t>
+            </w:r>
+            <w:r>
+              <w:rPr>
+                <w:b/>
+                <w:bCs/>
+                <w:color w:val="000000" w:themeColor="text1"/>
+                <w:lang w:val="vi-VN"/>
+              </w:rPr>
+              <w:t xml:space="preserve"> </w:t>
+            </w:r>
+          </w:p>
+        </w:tc>
+        <w:tc>
+          <w:tcPr>
+            <w:tcW w:w="2693" w:type="dxa"/>
+            <w:vAlign w:val="center"/>
+          </w:tcPr>
+          <w:p>
+            <w:pPr>
+              <w:shd w:val="clear" w:color="auto" w:fill="FFFFFF" w:themeFill="background1"/>
+              <w:spacing w:before="120" w:after="120" w:line="240" w:lineRule="auto"/>
+              <w:rPr>
+                <w:bCs/>
+                <w:iCs/>
+                <w:color w:val="000000" w:themeColor="text1"/>
+              </w:rPr>
+            </w:pPr>
+            <w:r>
+              <w:rPr>
+                <w:bCs/>
+                <w:iCs/>
+                <w:color w:val="000000" w:themeColor="text1"/>
+                <w:spacing w:val="-6"/>
+                <w:lang w:val="vi-VN"/>
+              </w:rPr>
+              <w:t>QTQL/ĐT&amp;HTQT/03/BM4</w:t>
+            </w:r>
+            <w:r>
+              <w:rPr>
+                <w:bCs/>
+                <w:iCs/>
+                <w:color w:val="000000" w:themeColor="text1"/>
+                <w:spacing w:val="-6"/>
+              </w:rPr>
+              <w:t>2</w:t>
+            </w:r>
+          </w:p>
+        </w:tc>
+        <w:tc>
+          <w:tcPr>
+            <w:tcW w:w="851" w:type="dxa"/>
+          </w:tcPr>
+          <w:p>
+            <w:pPr>
+              <w:shd w:val="clear" w:color="auto" w:fill="FFFFFF" w:themeFill="background1"/>
+              <w:spacing w:before="120" w:after="120" w:line="240" w:lineRule="auto"/>
+              <w:jc w:val="center"/>
+              <w:rPr>
+                <w:b/>
+                <w:color w:val="000000" w:themeColor="text1"/>
+              </w:rPr>
+            </w:pPr>
+            <w:r>
+              <w:rPr>
+                <w:b/>
+                <w:color w:val="000000" w:themeColor="text1"/>
+              </w:rPr>
+              <w:t>[[Dinuocngoaico]]</w:t>
+            </w:r>
+          </w:p>
+        </w:tc>
+        <w:tc>
+          <w:tcPr>
+            <w:tcW w:w="992" w:type="dxa"/>
+          </w:tcPr>
+          <w:p>
+            <w:pPr>
+              <w:shd w:val="clear" w:color="auto" w:fill="FFFFFF" w:themeFill="background1"/>
+              <w:spacing w:before="120" w:after="120" w:line="240" w:lineRule="auto"/>
+              <w:jc w:val="center"/>
+              <w:rPr>
+                <w:b/>
+                <w:color w:val="000000" w:themeColor="text1"/>
+              </w:rPr>
+            </w:pPr>
+            <w:r>
+              <w:rPr>
+                <w:b/>
+                <w:color w:val="000000" w:themeColor="text1"/>
+              </w:rPr>
+              <w:t>[[Dinuocngoaikhong]]</w:t>
+            </w:r>
+          </w:p>
+        </w:tc>
+      </w:tr>
+      <w:tr>
+        <w:tc>
+          <w:tcPr>
+            <w:tcW w:w="670" w:type="dxa"/>
+            <w:vAlign w:val="center"/>
+          </w:tcPr>
+          <w:p>
+            <w:pPr>
+              <w:numPr>
+                <w:ilvl w:val="0"/>
+                <w:numId w:val="1"/>
+              </w:numPr>
+              <w:shd w:val="clear" w:color="auto" w:fill="FFFFFF" w:themeFill="background1"/>
+              <w:spacing w:before="120" w:after="120" w:line="240" w:lineRule="auto"/>
+              <w:ind w:left="527" w:hanging="357"/>
+              <w:contextualSpacing/>
+              <w:jc w:val="center"/>
+              <w:rPr>
+                <w:color w:val="000000" w:themeColor="text1"/>
+              </w:rPr>
+            </w:pPr>
+          </w:p>
+        </w:tc>
+        <w:tc>
+          <w:tcPr>
+            <w:tcW w:w="5437" w:type="dxa"/>
+            <w:vAlign w:val="center"/>
+          </w:tcPr>
+          <w:p>
+            <w:pPr>
+              <w:shd w:val="clear" w:color="auto" w:fill="FFFFFF" w:themeFill="background1"/>
+              <w:spacing w:before="120" w:after="120" w:line="240" w:lineRule="auto"/>
+              <w:rPr>
+                <w:color w:val="000000" w:themeColor="text1"/>
+                <w:lang w:val="vi-VN"/>
+              </w:rPr>
+            </w:pPr>
+            <w:r>
+              <w:rPr>
+                <w:color w:val="000000" w:themeColor="text1"/>
+                <w:lang w:val="vi-VN"/>
+              </w:rPr>
+              <w:t>Đơn xin nghỉ phép</w:t>
+            </w:r>
+            <w:r>
+              <w:rPr>
+                <w:b/>
+                <w:bCs/>
+                <w:color w:val="000000" w:themeColor="text1"/>
+                <w:lang w:val="vi-VN"/>
+              </w:rPr>
+              <w:t xml:space="preserve"> </w:t>
+            </w:r>
+          </w:p>
+        </w:tc>
+        <w:tc>
+          <w:tcPr>
+            <w:tcW w:w="2693" w:type="dxa"/>
+            <w:vAlign w:val="center"/>
+          </w:tcPr>
+          <w:p>
+            <w:pPr>
+              <w:shd w:val="clear" w:color="auto" w:fill="FFFFFF" w:themeFill="background1"/>
+              <w:spacing w:before="120" w:after="120" w:line="240" w:lineRule="auto"/>
+              <w:rPr>
+                <w:bCs/>
+                <w:iCs/>
+                <w:color w:val="000000" w:themeColor="text1"/>
+              </w:rPr>
+            </w:pPr>
+            <w:r>
+              <w:rPr>
+                <w:bCs/>
+                <w:iCs/>
+                <w:color w:val="000000" w:themeColor="text1"/>
+                <w:spacing w:val="-6"/>
+                <w:lang w:val="vi-VN"/>
+              </w:rPr>
+              <w:t>QTQL/ĐT&amp;HTQT/03/BM4</w:t>
+            </w:r>
+            <w:r>
+              <w:rPr>
+                <w:bCs/>
+                <w:iCs/>
+                <w:color w:val="000000" w:themeColor="text1"/>
+                <w:spacing w:val="-6"/>
+              </w:rPr>
+              <w:t>3</w:t>
+            </w:r>
+          </w:p>
+        </w:tc>
+        <w:tc>
+          <w:tcPr>
+            <w:tcW w:w="851" w:type="dxa"/>
+          </w:tcPr>
+          <w:p>
+            <w:pPr>
+              <w:shd w:val="clear" w:color="auto" w:fill="FFFFFF" w:themeFill="background1"/>
+              <w:spacing w:before="120" w:after="120" w:line="240" w:lineRule="auto"/>
+              <w:jc w:val="center"/>
+              <w:rPr>
+                <w:b/>
+                <w:color w:val="000000" w:themeColor="text1"/>
+              </w:rPr>
+            </w:pPr>
+            <w:r>
+              <w:rPr>
+                <w:b/>
+                <w:color w:val="000000" w:themeColor="text1"/>
+              </w:rPr>
+              <w:t>[[Nghiphepco]]</w:t>
+            </w:r>
+          </w:p>
+        </w:tc>
+        <w:tc>
+          <w:tcPr>
+            <w:tcW w:w="992" w:type="dxa"/>
+          </w:tcPr>
+          <w:p>
+            <w:pPr>
+              <w:shd w:val="clear" w:color="auto" w:fill="FFFFFF" w:themeFill="background1"/>
+              <w:spacing w:before="120" w:after="120" w:line="240" w:lineRule="auto"/>
+              <w:jc w:val="center"/>
+              <w:rPr>
+                <w:b/>
+                <w:color w:val="000000" w:themeColor="text1"/>
+              </w:rPr>
+            </w:pPr>
+            <w:r>
+              <w:rPr>
+                <w:b/>
+                <w:color w:val="000000" w:themeColor="text1"/>
+              </w:rPr>
+              <w:t>[[Nghiphepkhong]]</w:t>
+            </w:r>
+          </w:p>
+        </w:tc>
+      </w:tr>
+      <w:tr>
+        <w:tc>
+          <w:tcPr>
+            <w:tcW w:w="670" w:type="dxa"/>
+            <w:vAlign w:val="center"/>
+          </w:tcPr>
+          <w:p>
+            <w:pPr>
+              <w:numPr>
+                <w:ilvl w:val="0"/>
+                <w:numId w:val="1"/>
+              </w:numPr>
+              <w:shd w:val="clear" w:color="auto" w:fill="FFFFFF" w:themeFill="background1"/>
+              <w:spacing w:before="120" w:after="120" w:line="240" w:lineRule="auto"/>
+              <w:ind w:left="527" w:hanging="357"/>
+              <w:contextualSpacing/>
+              <w:jc w:val="center"/>
+              <w:rPr>
+                <w:color w:val="000000" w:themeColor="text1"/>
+              </w:rPr>
+            </w:pPr>
+          </w:p>
+        </w:tc>
+        <w:tc>
+          <w:tcPr>
+            <w:tcW w:w="5437" w:type="dxa"/>
+            <w:vAlign w:val="center"/>
+          </w:tcPr>
+          <w:p>
+            <w:pPr>
+              <w:shd w:val="clear" w:color="auto" w:fill="FFFFFF" w:themeFill="background1"/>
+              <w:spacing w:before="120" w:after="120" w:line="240" w:lineRule="auto"/>
+              <w:ind w:right="-45"/>
+              <w:rPr>
+                <w:color w:val="000000" w:themeColor="text1"/>
+                <w:lang w:val="vi-VN"/>
+              </w:rPr>
+            </w:pPr>
+            <w:r>
+              <w:rPr>
+                <w:rFonts w:hint="eastAsia"/>
+                <w:color w:val="000000" w:themeColor="text1"/>
+              </w:rPr>
+              <w:t>Đ</w:t>
+            </w:r>
+            <w:r>
+              <w:rPr>
+                <w:color w:val="000000" w:themeColor="text1"/>
+              </w:rPr>
+              <w:t xml:space="preserve">ối với viên chức </w:t>
+            </w:r>
+            <w:r>
+              <w:rPr>
+                <w:rFonts w:hint="eastAsia"/>
+                <w:color w:val="000000" w:themeColor="text1"/>
+              </w:rPr>
+              <w:t>Đ</w:t>
+            </w:r>
+            <w:r>
+              <w:rPr>
+                <w:color w:val="000000" w:themeColor="text1"/>
+              </w:rPr>
+              <w:t xml:space="preserve">ảng viên: thêm giấy xin phép </w:t>
+            </w:r>
+            <w:r>
+              <w:rPr>
+                <w:rFonts w:hint="eastAsia"/>
+                <w:color w:val="000000" w:themeColor="text1"/>
+              </w:rPr>
+              <w:t>Đ</w:t>
+            </w:r>
+            <w:r>
+              <w:rPr>
+                <w:color w:val="000000" w:themeColor="text1"/>
+              </w:rPr>
+              <w:t>ảng ủy</w:t>
+            </w:r>
+          </w:p>
+        </w:tc>
+        <w:tc>
+          <w:tcPr>
+            <w:tcW w:w="2693" w:type="dxa"/>
+            <w:vAlign w:val="center"/>
+          </w:tcPr>
+          <w:p>
+            <w:pPr>
+              <w:shd w:val="clear" w:color="auto" w:fill="FFFFFF" w:themeFill="background1"/>
+              <w:spacing w:before="120" w:after="120" w:line="240" w:lineRule="auto"/>
+              <w:rPr>
+                <w:bCs/>
+                <w:iCs/>
+                <w:color w:val="000000" w:themeColor="text1"/>
+              </w:rPr>
+            </w:pPr>
+            <w:r>
+              <w:rPr>
+                <w:bCs/>
+                <w:iCs/>
+                <w:color w:val="000000" w:themeColor="text1"/>
+                <w:spacing w:val="-6"/>
+                <w:lang w:val="vi-VN"/>
+              </w:rPr>
+              <w:t>QTQL/ĐT&amp;HTQT/03/BM4</w:t>
+            </w:r>
+            <w:r>
+              <w:rPr>
+                <w:bCs/>
+                <w:iCs/>
+                <w:color w:val="000000" w:themeColor="text1"/>
+                <w:spacing w:val="-6"/>
+              </w:rPr>
+              <w:t>4</w:t>
+            </w:r>
+          </w:p>
+        </w:tc>
+        <w:tc>
+          <w:tcPr>
+            <w:tcW w:w="851" w:type="dxa"/>
+          </w:tcPr>
+          <w:p>
+            <w:pPr>
+              <w:shd w:val="clear" w:color="auto" w:fill="FFFFFF" w:themeFill="background1"/>
+              <w:spacing w:before="120" w:after="120" w:line="240" w:lineRule="auto"/>
+              <w:jc w:val="center"/>
+              <w:rPr>
+                <w:b/>
+                <w:color w:val="000000" w:themeColor="text1"/>
+              </w:rPr>
+            </w:pPr>
+            <w:r>
+              <w:rPr>
+                <w:b/>
+                <w:color w:val="000000" w:themeColor="text1"/>
+              </w:rPr>
+              <w:t>[[Xinphepdanguyco]]</w:t>
+            </w:r>
+          </w:p>
+        </w:tc>
+        <w:tc>
+          <w:tcPr>
+            <w:tcW w:w="992" w:type="dxa"/>
+          </w:tcPr>
+          <w:p>
+            <w:pPr>
+              <w:shd w:val="clear" w:color="auto" w:fill="FFFFFF" w:themeFill="background1"/>
+              <w:spacing w:before="120" w:after="120" w:line="240" w:lineRule="auto"/>
+              <w:jc w:val="center"/>
+              <w:rPr>
+                <w:b/>
+                <w:color w:val="000000" w:themeColor="text1"/>
+              </w:rPr>
+            </w:pPr>
+            <w:r>
+              <w:rPr>
+                <w:b/>
+                <w:color w:val="000000" w:themeColor="text1"/>
+              </w:rPr>
+              <w:t>[[Xinphepdanguykhong]]</w:t>
+            </w:r>
+          </w:p>
+        </w:tc>
+      </w:tr>
+      <w:tr>
+        <w:tc>
+          <w:tcPr>
+            <w:tcW w:w="670" w:type="dxa"/>
+            <w:vAlign w:val="center"/>
+          </w:tcPr>
+          <w:p>
+            <w:pPr>
+              <w:numPr>
+                <w:ilvl w:val="0"/>
+                <w:numId w:val="1"/>
+              </w:numPr>
+              <w:shd w:val="clear" w:color="auto" w:fill="FFFFFF" w:themeFill="background1"/>
+              <w:spacing w:before="120" w:after="120" w:line="240" w:lineRule="auto"/>
+              <w:ind w:left="527" w:hanging="357"/>
+              <w:contextualSpacing/>
+              <w:jc w:val="center"/>
+              <w:rPr>
+                <w:color w:val="000000" w:themeColor="text1"/>
+              </w:rPr>
+            </w:pPr>
+          </w:p>
+        </w:tc>
+        <w:tc>
+          <w:tcPr>
+            <w:tcW w:w="5437" w:type="dxa"/>
+            <w:vAlign w:val="center"/>
+          </w:tcPr>
+          <w:p>
+            <w:pPr>
+              <w:shd w:val="clear" w:color="auto" w:fill="FFFFFF" w:themeFill="background1"/>
+              <w:spacing w:before="120" w:after="120" w:line="240" w:lineRule="auto"/>
+              <w:ind w:right="-45"/>
+              <w:rPr>
+                <w:color w:val="000000" w:themeColor="text1"/>
+              </w:rPr>
+            </w:pPr>
+            <w:r>
+              <w:rPr>
+                <w:color w:val="000000" w:themeColor="text1"/>
+              </w:rPr>
+              <w:t xml:space="preserve">Báo cáo sau khoá học </w:t>
+            </w:r>
+          </w:p>
+        </w:tc>
+        <w:tc>
+          <w:tcPr>
+            <w:tcW w:w="2693" w:type="dxa"/>
+            <w:vAlign w:val="center"/>
+          </w:tcPr>
+          <w:p>
+            <w:pPr>
+              <w:shd w:val="clear" w:color="auto" w:fill="FFFFFF" w:themeFill="background1"/>
+              <w:spacing w:before="120" w:after="120" w:line="240" w:lineRule="auto"/>
+              <w:rPr>
+                <w:bCs/>
+                <w:iCs/>
+                <w:color w:val="000000" w:themeColor="text1"/>
+                <w:spacing w:val="-6"/>
+              </w:rPr>
+            </w:pPr>
+            <w:r>
+              <w:rPr>
+                <w:bCs/>
+                <w:iCs/>
+                <w:color w:val="000000" w:themeColor="text1"/>
+                <w:spacing w:val="-6"/>
+                <w:lang w:val="vi-VN"/>
+              </w:rPr>
+              <w:t>QTQL/ĐT&amp;HTQT/03/BM4</w:t>
+            </w:r>
+            <w:r>
+              <w:rPr>
+                <w:bCs/>
+                <w:iCs/>
+                <w:color w:val="000000" w:themeColor="text1"/>
+                <w:spacing w:val="-6"/>
+              </w:rPr>
+              <w:t>5</w:t>
+            </w:r>
+          </w:p>
+        </w:tc>
+        <w:tc>
+          <w:tcPr>
+            <w:tcW w:w="851" w:type="dxa"/>
+          </w:tcPr>
+          <w:p>
+            <w:pPr>
+              <w:shd w:val="clear" w:color="auto" w:fill="FFFFFF" w:themeFill="background1"/>
+              <w:spacing w:before="120" w:after="120" w:line="240" w:lineRule="auto"/>
+              <w:jc w:val="center"/>
+              <w:rPr>
+                <w:b/>
+                <w:color w:val="000000" w:themeColor="text1"/>
+              </w:rPr>
+            </w:pPr>
+            <w:r>
+              <w:rPr>
+                <w:b/>
+                <w:color w:val="000000" w:themeColor="text1"/>
+              </w:rPr>
+              <w:t>[[Baocaosaukhoaco]]</w:t>
+            </w:r>
+          </w:p>
+        </w:tc>
+        <w:tc>
+          <w:tcPr>
+            <w:tcW w:w="992" w:type="dxa"/>
+          </w:tcPr>
+          <w:p>
+            <w:pPr>
+              <w:shd w:val="clear" w:color="auto" w:fill="FFFFFF" w:themeFill="background1"/>
+              <w:spacing w:before="120" w:after="120" w:line="240" w:lineRule="auto"/>
+              <w:jc w:val="center"/>
+              <w:rPr>
+                <w:b/>
+                <w:color w:val="000000" w:themeColor="text1"/>
+              </w:rPr>
+            </w:pPr>
+            <w:r>
+              <w:rPr>
+                <w:b/>
+                <w:color w:val="000000" w:themeColor="text1"/>
+              </w:rPr>
+              <w:t>[[Baocaosaukhoakhong]]</w:t>
+            </w:r>
+          </w:p>
+        </w:tc>
+      </w:tr>
+      <w:tr>
+        <w:tc>
+          <w:tcPr>
+            <w:tcW w:w="670" w:type="dxa"/>
+            <w:vAlign w:val="center"/>
+          </w:tcPr>
+          <w:p>
+            <w:pPr>
+              <w:numPr>
+                <w:ilvl w:val="0"/>
+                <w:numId w:val="1"/>
+              </w:numPr>
+              <w:shd w:val="clear" w:color="auto" w:fill="FFFFFF" w:themeFill="background1"/>
+              <w:spacing w:before="120" w:after="120" w:line="240" w:lineRule="auto"/>
+              <w:ind w:left="527" w:hanging="357"/>
+              <w:contextualSpacing/>
+              <w:jc w:val="center"/>
+              <w:rPr>
+                <w:color w:val="000000" w:themeColor="text1"/>
+              </w:rPr>
+            </w:pPr>
+          </w:p>
+        </w:tc>
+        <w:tc>
+          <w:tcPr>
+            <w:tcW w:w="5437" w:type="dxa"/>
+            <w:vAlign w:val="center"/>
+          </w:tcPr>
+          <w:p>
+            <w:pPr>
+              <w:shd w:val="clear" w:color="auto" w:fill="FFFFFF" w:themeFill="background1"/>
+              <w:spacing w:before="120" w:after="120" w:line="240" w:lineRule="auto"/>
+              <w:ind w:right="-45"/>
+              <w:rPr>
+                <w:color w:val="000000" w:themeColor="text1"/>
+                <w:lang w:val="vi-VN"/>
+              </w:rPr>
+            </w:pPr>
+            <w:r>
+              <w:rPr>
+                <w:color w:val="000000" w:themeColor="text1"/>
+                <w:lang w:val="vi-VN"/>
+              </w:rPr>
+              <w:t xml:space="preserve">Quyết định về việc thành lập Hội đồng sát hạch viên cức có trình độ </w:t>
+            </w:r>
+          </w:p>
+        </w:tc>
+        <w:tc>
+          <w:tcPr>
+            <w:tcW w:w="2693" w:type="dxa"/>
+            <w:vAlign w:val="center"/>
+          </w:tcPr>
+          <w:p>
+            <w:pPr>
+              <w:shd w:val="clear" w:color="auto" w:fill="FFFFFF" w:themeFill="background1"/>
+              <w:spacing w:before="120" w:after="120" w:line="240" w:lineRule="auto"/>
+              <w:rPr>
+                <w:bCs/>
+                <w:iCs/>
+                <w:color w:val="000000" w:themeColor="text1"/>
+                <w:spacing w:val="-6"/>
+              </w:rPr>
+            </w:pPr>
+            <w:r>
+              <w:rPr>
+                <w:bCs/>
+                <w:iCs/>
+                <w:color w:val="000000" w:themeColor="text1"/>
+                <w:spacing w:val="-6"/>
+                <w:lang w:val="vi-VN"/>
+              </w:rPr>
+              <w:t>QTQL/ĐT&amp;HTQT/03/BM4</w:t>
+            </w:r>
+            <w:r>
+              <w:rPr>
+                <w:bCs/>
+                <w:iCs/>
+                <w:color w:val="000000" w:themeColor="text1"/>
+                <w:spacing w:val="-6"/>
+              </w:rPr>
+              <w:t>6</w:t>
+            </w:r>
+          </w:p>
+        </w:tc>
+        <w:tc>
+          <w:tcPr>
+            <w:tcW w:w="851" w:type="dxa"/>
+          </w:tcPr>
+          <w:p>
+            <w:pPr>
+              <w:shd w:val="clear" w:color="auto" w:fill="FFFFFF" w:themeFill="background1"/>
+              <w:spacing w:before="120" w:after="120" w:line="240" w:lineRule="auto"/>
+              <w:jc w:val="center"/>
+              <w:rPr>
+                <w:b/>
+                <w:color w:val="000000" w:themeColor="text1"/>
+              </w:rPr>
+            </w:pPr>
+            <w:r>
+              <w:rPr>
+                <w:b/>
+                <w:color w:val="000000" w:themeColor="text1"/>
+              </w:rPr>
+              <w:t>[[Hoidongsathachco]]</w:t>
+            </w:r>
+          </w:p>
+        </w:tc>
+        <w:tc>
+          <w:tcPr>
+            <w:tcW w:w="992" w:type="dxa"/>
+          </w:tcPr>
+          <w:p>
+            <w:pPr>
+              <w:shd w:val="clear" w:color="auto" w:fill="FFFFFF" w:themeFill="background1"/>
+              <w:spacing w:before="120" w:after="120" w:line="240" w:lineRule="auto"/>
+              <w:jc w:val="center"/>
+              <w:rPr>
+                <w:b/>
+                <w:color w:val="000000" w:themeColor="text1"/>
+              </w:rPr>
+            </w:pPr>
+            <w:r>
+              <w:rPr>
+                <w:b/>
+                <w:color w:val="000000" w:themeColor="text1"/>
+              </w:rPr>
+              <w:t>[[Hoidongsathachkhong]]</w:t>
+            </w:r>
+          </w:p>
+        </w:tc>
+      </w:tr>
+    </w:tbl>
     <w:p/>
     <w:sectPr>
       <w:pgSz w:w="11907" w:h="16840" w:code="9"/>
@@ -13,8 +2789,105 @@
 </w:document>
 </file>
 
+<file path=word/numbering.xml><?xml version="1.0" encoding="utf-8"?>
+<w:numbering xmlns:wpc="http://schemas.microsoft.com/office/word/2010/wordprocessingCanvas" xmlns:cx="http://schemas.microsoft.com/office/drawing/2014/chartex" xmlns:cx1="http://schemas.microsoft.com/office/drawing/2015/9/8/chartex" xmlns:cx2="http://schemas.microsoft.com/office/drawing/2015/10/21/chartex" xmlns:cx3="http://schemas.microsoft.com/office/drawing/2016/5/9/chartex" xmlns:cx4="http://schemas.microsoft.com/office/drawing/2016/5/10/chartex" xmlns:cx5="http://schemas.microsoft.com/office/drawing/2016/5/11/chartex" xmlns:cx6="http://schemas.microsoft.com/office/drawing/2016/5/12/chartex" xmlns:cx7="http://schemas.microsoft.com/office/drawing/2016/5/13/chartex" xmlns:cx8="http://schemas.microsoft.com/office/drawing/2016/5/14/chartex" xmlns:mc="http://schemas.openxmlformats.org/markup-compatibility/2006" xmlns:aink="http://schemas.microsoft.com/office/drawing/2016/ink" xmlns:am3d="http://schemas.microsoft.com/office/drawing/2017/model3d" xmlns:o="urn:schemas-microsoft-com:office:office" xmlns:oel="http://schemas.microsoft.com/office/2019/extlst" xmlns:r="http://schemas.openxmlformats.org/officeDocument/2006/relationships" xmlns:m="http://schemas.openxmlformats.org/officeDocument/2006/math" xmlns:v="urn:schemas-microsoft-com:vml" xmlns:wp14="http://schemas.microsoft.com/office/word/2010/wordprocessingDrawing" xmlns:wp="http://schemas.openxmlformats.org/drawingml/2006/wordprocessingDrawing" xmlns:w10="urn:schemas-microsoft-com:office:word" xmlns:w="http://schemas.openxmlformats.org/wordprocessingml/2006/main" xmlns:w14="http://schemas.microsoft.com/office/word/2010/wordml" xmlns:w15="http://schemas.microsoft.com/office/word/2012/wordml" xmlns:w16cex="http://schemas.microsoft.com/office/word/2018/wordml/cex" xmlns:w16cid="http://schemas.microsoft.com/office/word/2016/wordml/cid" xmlns:w16="http://schemas.microsoft.com/office/word/2018/wordml" xmlns:w16du="http://schemas.microsoft.com/office/word/2023/wordml/word16du" xmlns:w16sdtdh="http://schemas.microsoft.com/office/word/2020/wordml/sdtdatahash" xmlns:w16sdtfl="http://schemas.microsoft.com/office/word/2024/wordml/sdtformatlock" xmlns:w16se="http://schemas.microsoft.com/office/word/2015/wordml/symex" xmlns:wpg="http://schemas.microsoft.com/office/word/2010/wordprocessingGroup" xmlns:wpi="http://schemas.microsoft.com/office/word/2010/wordprocessingInk" xmlns:wne="http://schemas.microsoft.com/office/word/2006/wordml" xmlns:wps="http://schemas.microsoft.com/office/word/2010/wordprocessingShape" mc:Ignorable="w14 w15 w16se w16cid w16 w16cex w16sdtdh w16sdtfl w16du wp14">
+  <w:abstractNum w:abstractNumId="0" w15:restartNumberingAfterBreak="0">
+    <w:nsid w:val="75EA6593"/>
+    <w:multiLevelType w:val="hybridMultilevel"/>
+    <w:tmpl w:val="0298CAAC"/>
+    <w:lvl w:ilvl="0" w:tplc="61D82C00">
+      <w:start w:val="1"/>
+      <w:numFmt w:val="decimal"/>
+      <w:lvlText w:val="%1"/>
+      <w:lvlJc w:val="left"/>
+      <w:pPr>
+        <w:ind w:left="720" w:hanging="360"/>
+      </w:pPr>
+      <w:rPr>
+        <w:rFonts w:hint="default"/>
+      </w:rPr>
+    </w:lvl>
+    <w:lvl w:ilvl="1" w:tplc="04090019" w:tentative="1">
+      <w:start w:val="1"/>
+      <w:numFmt w:val="lowerLetter"/>
+      <w:lvlText w:val="%2."/>
+      <w:lvlJc w:val="left"/>
+      <w:pPr>
+        <w:ind w:left="1440" w:hanging="360"/>
+      </w:pPr>
+    </w:lvl>
+    <w:lvl w:ilvl="2" w:tplc="0409001B" w:tentative="1">
+      <w:start w:val="1"/>
+      <w:numFmt w:val="lowerRoman"/>
+      <w:lvlText w:val="%3."/>
+      <w:lvlJc w:val="right"/>
+      <w:pPr>
+        <w:ind w:left="2160" w:hanging="180"/>
+      </w:pPr>
+    </w:lvl>
+    <w:lvl w:ilvl="3" w:tplc="0409000F" w:tentative="1">
+      <w:start w:val="1"/>
+      <w:numFmt w:val="decimal"/>
+      <w:lvlText w:val="%4."/>
+      <w:lvlJc w:val="left"/>
+      <w:pPr>
+        <w:ind w:left="2880" w:hanging="360"/>
+      </w:pPr>
+    </w:lvl>
+    <w:lvl w:ilvl="4" w:tplc="04090019" w:tentative="1">
+      <w:start w:val="1"/>
+      <w:numFmt w:val="lowerLetter"/>
+      <w:lvlText w:val="%5."/>
+      <w:lvlJc w:val="left"/>
+      <w:pPr>
+        <w:ind w:left="3600" w:hanging="360"/>
+      </w:pPr>
+    </w:lvl>
+    <w:lvl w:ilvl="5" w:tplc="0409001B" w:tentative="1">
+      <w:start w:val="1"/>
+      <w:numFmt w:val="lowerRoman"/>
+      <w:lvlText w:val="%6."/>
+      <w:lvlJc w:val="right"/>
+      <w:pPr>
+        <w:ind w:left="4320" w:hanging="180"/>
+      </w:pPr>
+    </w:lvl>
+    <w:lvl w:ilvl="6" w:tplc="0409000F" w:tentative="1">
+      <w:start w:val="1"/>
+      <w:numFmt w:val="decimal"/>
+      <w:lvlText w:val="%7."/>
+      <w:lvlJc w:val="left"/>
+      <w:pPr>
+        <w:ind w:left="5040" w:hanging="360"/>
+      </w:pPr>
+    </w:lvl>
+    <w:lvl w:ilvl="7" w:tplc="04090019" w:tentative="1">
+      <w:start w:val="1"/>
+      <w:numFmt w:val="lowerLetter"/>
+      <w:lvlText w:val="%8."/>
+      <w:lvlJc w:val="left"/>
+      <w:pPr>
+        <w:ind w:left="5760" w:hanging="360"/>
+      </w:pPr>
+    </w:lvl>
+    <w:lvl w:ilvl="8" w:tplc="0409001B" w:tentative="1">
+      <w:start w:val="1"/>
+      <w:numFmt w:val="lowerRoman"/>
+      <w:lvlText w:val="%9."/>
+      <w:lvlJc w:val="right"/>
+      <w:pPr>
+        <w:ind w:left="6480" w:hanging="180"/>
+      </w:pPr>
+    </w:lvl>
+  </w:abstractNum>
+  <w:num w:numId="1" w16cid:durableId="1954677565">
+    <w:abstractNumId w:val="0"/>
+  </w:num>
+</w:numbering>
+</file>
+
 <file path=word/styles.xml><?xml version="1.0" encoding="utf-8"?>
-<w:styles xmlns:mc="http://schemas.openxmlformats.org/markup-compatibility/2006" xmlns:r="http://schemas.openxmlformats.org/officeDocument/2006/relationships" xmlns:w="http://schemas.openxmlformats.org/wordprocessingml/2006/main" xmlns:w14="http://schemas.microsoft.com/office/word/2010/wordml" xmlns:w15="http://schemas.microsoft.com/office/word/2012/wordml" xmlns:w16cex="http://schemas.microsoft.com/office/word/2018/wordml/cex" xmlns:w16cid="http://schemas.microsoft.com/office/word/2016/wordml/cid" xmlns:w16="http://schemas.microsoft.com/office/word/2018/wordml" xmlns:w16sdtdh="http://schemas.microsoft.com/office/word/2020/wordml/sdtdatahash" xmlns:w16se="http://schemas.microsoft.com/office/word/2015/wordml/symex" mc:Ignorable="w14 w15 w16se w16cid w16 w16cex w16sdtdh">
+<w:styles xmlns:mc="http://schemas.openxmlformats.org/markup-compatibility/2006" xmlns:r="http://schemas.openxmlformats.org/officeDocument/2006/relationships" xmlns:w="http://schemas.openxmlformats.org/wordprocessingml/2006/main" xmlns:w14="http://schemas.microsoft.com/office/word/2010/wordml" xmlns:w15="http://schemas.microsoft.com/office/word/2012/wordml" xmlns:w16cex="http://schemas.microsoft.com/office/word/2018/wordml/cex" xmlns:w16cid="http://schemas.microsoft.com/office/word/2016/wordml/cid" xmlns:w16="http://schemas.microsoft.com/office/word/2018/wordml" xmlns:w16du="http://schemas.microsoft.com/office/word/2023/wordml/word16du" xmlns:w16sdtdh="http://schemas.microsoft.com/office/word/2020/wordml/sdtdatahash" xmlns:w16sdtfl="http://schemas.microsoft.com/office/word/2024/wordml/sdtformatlock" xmlns:w16se="http://schemas.microsoft.com/office/word/2015/wordml/symex" mc:Ignorable="w14 w15 w16se w16cid w16 w16cex w16sdtdh w16sdtfl w16du">
   <w:docDefaults>
     <w:rPrDefault>
       <w:rPr>
@@ -860,7 +3733,9 @@
   </w:style>
   <w:style w:type="paragraph" w:styleId="ListParagraph">
     <w:name w:val="List Paragraph"/>
+    <w:aliases w:val="bullet 1,bullet,List Paragraph11,List Paragraph2,Pictures"/>
     <w:basedOn w:val="Normal"/>
+    <w:link w:val="ListParagraphChar"/>
     <w:uiPriority w:val="34"/>
     <w:qFormat/>
     <w:rsid w:val="00C60E8A"/>
@@ -929,6 +3804,14 @@
       <w:color w:val="0F4761" w:themeColor="accent1" w:themeShade="BF"/>
       <w:spacing w:val="5"/>
     </w:rPr>
+  </w:style>
+  <w:style w:type="character" w:customStyle="1" w:styleId="ListParagraphChar">
+    <w:name w:val="List Paragraph Char"/>
+    <w:aliases w:val="bullet 1 Char,bullet Char,List Paragraph11 Char,List Paragraph2 Char,Pictures Char"/>
+    <w:basedOn w:val="DefaultParagraphFont"/>
+    <w:link w:val="ListParagraph"/>
+    <w:uiPriority w:val="34"/>
+    <w:rsid w:val="004D233C"/>
   </w:style>
 </w:styles>
 </file>

--- a/QTQLĐT&HTQT03/QTQLĐT&HTQT03BK07.docx
+++ b/QTQLĐT&HTQT03/QTQLĐT&HTQT03BK07.docx
@@ -66,10 +66,10 @@
       </w:tblPr>
       <w:tblGrid>
         <w:gridCol w:w="670"/>
-        <w:gridCol w:w="1497"/>
+        <w:gridCol w:w="2125"/>
         <w:gridCol w:w="2936"/>
-        <w:gridCol w:w="2563"/>
-        <w:gridCol w:w="2977"/>
+        <w:gridCol w:w="2456"/>
+        <w:gridCol w:w="2456"/>
       </w:tblGrid>
       <w:tr>
         <w:trPr>
@@ -293,7 +293,21 @@
                 <w:b/>
                 <w:color w:val="000000" w:themeColor="text1"/>
               </w:rPr>
-              <w:t>[[Qdtochucco]]</w:t>
+              <w:t>[[Qdtochuc</w:t>
+            </w:r>
+            <w:r>
+              <w:rPr>
+                <w:b/>
+                <w:color w:val="000000" w:themeColor="text1"/>
+              </w:rPr>
+              <w:t>1</w:t>
+            </w:r>
+            <w:r>
+              <w:rPr>
+                <w:b/>
+                <w:color w:val="000000" w:themeColor="text1"/>
+              </w:rPr>
+              <w:t>]]</w:t>
             </w:r>
           </w:p>
         </w:tc>
@@ -316,7 +330,21 @@
                 <w:b/>
                 <w:color w:val="000000" w:themeColor="text1"/>
               </w:rPr>
-              <w:t>[[Qdtochuckhong]]</w:t>
+              <w:t>[[Qdtochuc</w:t>
+            </w:r>
+            <w:r>
+              <w:rPr>
+                <w:b/>
+                <w:color w:val="000000" w:themeColor="text1"/>
+              </w:rPr>
+              <w:t>2</w:t>
+            </w:r>
+            <w:r>
+              <w:rPr>
+                <w:b/>
+                <w:color w:val="000000" w:themeColor="text1"/>
+              </w:rPr>
+              <w:t>]]</w:t>
             </w:r>
           </w:p>
         </w:tc>
@@ -418,7 +446,21 @@
                 <w:b/>
                 <w:color w:val="000000" w:themeColor="text1"/>
               </w:rPr>
-              <w:t>[[Cvgiangdayco]]</w:t>
+              <w:t>[[Cvgiangday</w:t>
+            </w:r>
+            <w:r>
+              <w:rPr>
+                <w:b/>
+                <w:color w:val="000000" w:themeColor="text1"/>
+              </w:rPr>
+              <w:t>1</w:t>
+            </w:r>
+            <w:r>
+              <w:rPr>
+                <w:b/>
+                <w:color w:val="000000" w:themeColor="text1"/>
+              </w:rPr>
+              <w:t>]]</w:t>
             </w:r>
           </w:p>
         </w:tc>
@@ -441,7 +483,21 @@
                 <w:b/>
                 <w:color w:val="000000" w:themeColor="text1"/>
               </w:rPr>
-              <w:t>[[Cvgiangdaykhong]]</w:t>
+              <w:t>[[Cvgiangday</w:t>
+            </w:r>
+            <w:r>
+              <w:rPr>
+                <w:b/>
+                <w:color w:val="000000" w:themeColor="text1"/>
+              </w:rPr>
+              <w:t>2</w:t>
+            </w:r>
+            <w:r>
+              <w:rPr>
+                <w:b/>
+                <w:color w:val="000000" w:themeColor="text1"/>
+              </w:rPr>
+              <w:t>]]</w:t>
             </w:r>
           </w:p>
         </w:tc>
@@ -552,7 +608,21 @@
                 <w:b/>
                 <w:color w:val="000000" w:themeColor="text1"/>
               </w:rPr>
-              <w:t>[[Diemdanhco]]</w:t>
+              <w:t>[[Diemdanh</w:t>
+            </w:r>
+            <w:r>
+              <w:rPr>
+                <w:b/>
+                <w:color w:val="000000" w:themeColor="text1"/>
+              </w:rPr>
+              <w:t>1</w:t>
+            </w:r>
+            <w:r>
+              <w:rPr>
+                <w:b/>
+                <w:color w:val="000000" w:themeColor="text1"/>
+              </w:rPr>
+              <w:t>]]</w:t>
             </w:r>
           </w:p>
         </w:tc>
@@ -575,7 +645,21 @@
                 <w:b/>
                 <w:color w:val="000000" w:themeColor="text1"/>
               </w:rPr>
-              <w:t>[[Diemdanhkhong]]</w:t>
+              <w:t>[[Diemdanh</w:t>
+            </w:r>
+            <w:r>
+              <w:rPr>
+                <w:b/>
+                <w:color w:val="000000" w:themeColor="text1"/>
+              </w:rPr>
+              <w:t>2</w:t>
+            </w:r>
+            <w:r>
+              <w:rPr>
+                <w:b/>
+                <w:color w:val="000000" w:themeColor="text1"/>
+              </w:rPr>
+              <w:t>]]</w:t>
             </w:r>
           </w:p>
         </w:tc>
@@ -682,7 +766,21 @@
                 <w:b/>
                 <w:color w:val="000000" w:themeColor="text1"/>
               </w:rPr>
-              <w:t>[[Nxkhoaco]]</w:t>
+              <w:t>[[Nxkhoa</w:t>
+            </w:r>
+            <w:r>
+              <w:rPr>
+                <w:b/>
+                <w:color w:val="000000" w:themeColor="text1"/>
+              </w:rPr>
+              <w:t>1</w:t>
+            </w:r>
+            <w:r>
+              <w:rPr>
+                <w:b/>
+                <w:color w:val="000000" w:themeColor="text1"/>
+              </w:rPr>
+              <w:t>]]</w:t>
             </w:r>
           </w:p>
         </w:tc>
@@ -705,7 +803,21 @@
                 <w:b/>
                 <w:color w:val="000000" w:themeColor="text1"/>
               </w:rPr>
-              <w:t>[[Nxkhoakhong]]</w:t>
+              <w:t>[[Nxkhoa</w:t>
+            </w:r>
+            <w:r>
+              <w:rPr>
+                <w:b/>
+                <w:color w:val="000000" w:themeColor="text1"/>
+              </w:rPr>
+              <w:t>2</w:t>
+            </w:r>
+            <w:r>
+              <w:rPr>
+                <w:b/>
+                <w:color w:val="000000" w:themeColor="text1"/>
+              </w:rPr>
+              <w:t>]]</w:t>
             </w:r>
           </w:p>
         </w:tc>
@@ -837,7 +949,21 @@
                 <w:b/>
                 <w:color w:val="000000" w:themeColor="text1"/>
               </w:rPr>
-              <w:t>[[Nxkhoadtco]]</w:t>
+              <w:t>[[Nxkhoadt</w:t>
+            </w:r>
+            <w:r>
+              <w:rPr>
+                <w:b/>
+                <w:color w:val="000000" w:themeColor="text1"/>
+              </w:rPr>
+              <w:t>1</w:t>
+            </w:r>
+            <w:r>
+              <w:rPr>
+                <w:b/>
+                <w:color w:val="000000" w:themeColor="text1"/>
+              </w:rPr>
+              <w:t>]]</w:t>
             </w:r>
           </w:p>
         </w:tc>
@@ -860,7 +986,21 @@
                 <w:b/>
                 <w:color w:val="000000" w:themeColor="text1"/>
               </w:rPr>
-              <w:t>[[Nxkhoadtkhong]]</w:t>
+              <w:t>[[Nxkhoadt</w:t>
+            </w:r>
+            <w:r>
+              <w:rPr>
+                <w:b/>
+                <w:color w:val="000000" w:themeColor="text1"/>
+              </w:rPr>
+              <w:t>2</w:t>
+            </w:r>
+            <w:r>
+              <w:rPr>
+                <w:b/>
+                <w:color w:val="000000" w:themeColor="text1"/>
+              </w:rPr>
+              <w:t>]]</w:t>
             </w:r>
           </w:p>
         </w:tc>
@@ -967,7 +1107,21 @@
                 <w:b/>
                 <w:color w:val="000000" w:themeColor="text1"/>
               </w:rPr>
-              <w:t>[[Khenthuongco]]</w:t>
+              <w:t>[[Khenthuong</w:t>
+            </w:r>
+            <w:r>
+              <w:rPr>
+                <w:b/>
+                <w:color w:val="000000" w:themeColor="text1"/>
+              </w:rPr>
+              <w:t>1</w:t>
+            </w:r>
+            <w:r>
+              <w:rPr>
+                <w:b/>
+                <w:color w:val="000000" w:themeColor="text1"/>
+              </w:rPr>
+              <w:t>]]</w:t>
             </w:r>
           </w:p>
         </w:tc>
@@ -990,7 +1144,21 @@
                 <w:b/>
                 <w:color w:val="000000" w:themeColor="text1"/>
               </w:rPr>
-              <w:t>[[Khenthuongkhong]]</w:t>
+              <w:t>[[Khenthuong</w:t>
+            </w:r>
+            <w:r>
+              <w:rPr>
+                <w:b/>
+                <w:color w:val="000000" w:themeColor="text1"/>
+              </w:rPr>
+              <w:t>2</w:t>
+            </w:r>
+            <w:r>
+              <w:rPr>
+                <w:b/>
+                <w:color w:val="000000" w:themeColor="text1"/>
+              </w:rPr>
+              <w:t>]]</w:t>
             </w:r>
           </w:p>
         </w:tc>
@@ -1097,7 +1265,21 @@
                 <w:b/>
                 <w:color w:val="000000" w:themeColor="text1"/>
               </w:rPr>
-              <w:t>[[Diemlythuyetco]]</w:t>
+              <w:t>[[Diemlythuyet</w:t>
+            </w:r>
+            <w:r>
+              <w:rPr>
+                <w:b/>
+                <w:color w:val="000000" w:themeColor="text1"/>
+              </w:rPr>
+              <w:t>1</w:t>
+            </w:r>
+            <w:r>
+              <w:rPr>
+                <w:b/>
+                <w:color w:val="000000" w:themeColor="text1"/>
+              </w:rPr>
+              <w:t>]]</w:t>
             </w:r>
           </w:p>
         </w:tc>
@@ -1120,7 +1302,21 @@
                 <w:b/>
                 <w:color w:val="000000" w:themeColor="text1"/>
               </w:rPr>
-              <w:t>[[Diemlythuyetkhong]]</w:t>
+              <w:t>[[Diemlythuyet</w:t>
+            </w:r>
+            <w:r>
+              <w:rPr>
+                <w:b/>
+                <w:color w:val="000000" w:themeColor="text1"/>
+              </w:rPr>
+              <w:t>2</w:t>
+            </w:r>
+            <w:r>
+              <w:rPr>
+                <w:b/>
+                <w:color w:val="000000" w:themeColor="text1"/>
+              </w:rPr>
+              <w:t>]]</w:t>
             </w:r>
           </w:p>
         </w:tc>
@@ -1226,7 +1422,21 @@
                 <w:b/>
                 <w:color w:val="000000" w:themeColor="text1"/>
               </w:rPr>
-              <w:t>[[Tonghopdiemco]]</w:t>
+              <w:t>[[Tonghopdiem</w:t>
+            </w:r>
+            <w:r>
+              <w:rPr>
+                <w:b/>
+                <w:color w:val="000000" w:themeColor="text1"/>
+              </w:rPr>
+              <w:t>1</w:t>
+            </w:r>
+            <w:r>
+              <w:rPr>
+                <w:b/>
+                <w:color w:val="000000" w:themeColor="text1"/>
+              </w:rPr>
+              <w:t>]]</w:t>
             </w:r>
           </w:p>
         </w:tc>
@@ -1249,7 +1459,21 @@
                 <w:b/>
                 <w:color w:val="000000" w:themeColor="text1"/>
               </w:rPr>
-              <w:t>[[Tonghopdiemkhong]]</w:t>
+              <w:t>[[Tonghopdiem</w:t>
+            </w:r>
+            <w:r>
+              <w:rPr>
+                <w:b/>
+                <w:color w:val="000000" w:themeColor="text1"/>
+              </w:rPr>
+              <w:t>2</w:t>
+            </w:r>
+            <w:r>
+              <w:rPr>
+                <w:b/>
+                <w:color w:val="000000" w:themeColor="text1"/>
+              </w:rPr>
+              <w:t>]]</w:t>
             </w:r>
           </w:p>
         </w:tc>
@@ -1355,7 +1579,21 @@
                 <w:b/>
                 <w:color w:val="000000" w:themeColor="text1"/>
               </w:rPr>
-              <w:t>[[Kehoachnoiboco]]</w:t>
+              <w:t>[[Kehoachnoibo</w:t>
+            </w:r>
+            <w:r>
+              <w:rPr>
+                <w:b/>
+                <w:color w:val="000000" w:themeColor="text1"/>
+              </w:rPr>
+              <w:t>1</w:t>
+            </w:r>
+            <w:r>
+              <w:rPr>
+                <w:b/>
+                <w:color w:val="000000" w:themeColor="text1"/>
+              </w:rPr>
+              <w:t>]]</w:t>
             </w:r>
           </w:p>
         </w:tc>
@@ -1378,7 +1616,21 @@
                 <w:b/>
                 <w:color w:val="000000" w:themeColor="text1"/>
               </w:rPr>
-              <w:t>[[Kehoachnoibokhong]]</w:t>
+              <w:t>[[Kehoachnoibo</w:t>
+            </w:r>
+            <w:r>
+              <w:rPr>
+                <w:b/>
+                <w:color w:val="000000" w:themeColor="text1"/>
+              </w:rPr>
+              <w:t>2</w:t>
+            </w:r>
+            <w:r>
+              <w:rPr>
+                <w:b/>
+                <w:color w:val="000000" w:themeColor="text1"/>
+              </w:rPr>
+              <w:t>]]</w:t>
             </w:r>
           </w:p>
         </w:tc>
@@ -1425,15 +1677,7 @@
                 <w:color w:val="000000" w:themeColor="text1"/>
                 <w:lang w:val="vi-VN"/>
               </w:rPr>
-              <w:t xml:space="preserve">Phiếu đề nghị mở </w:t>
-            </w:r>
-            <w:r>
-              <w:rPr>
-                <w:color w:val="000000" w:themeColor="text1"/>
-                <w:lang w:val="vi-VN"/>
-              </w:rPr>
-              <w:lastRenderedPageBreak/>
-              <w:t xml:space="preserve">khoá đào tạo không theo kế hoạch </w:t>
+              <w:t xml:space="preserve">Phiếu đề nghị mở khoá đào tạo không theo kế hoạch </w:t>
             </w:r>
           </w:p>
         </w:tc>
@@ -1461,7 +1705,6 @@
                 <w:spacing w:val="-6"/>
                 <w:lang w:val="vi-VN"/>
               </w:rPr>
-              <w:lastRenderedPageBreak/>
               <w:t>QTQL/ĐT&amp;HTQT/03/BM</w:t>
             </w:r>
             <w:r>
@@ -1494,7 +1737,21 @@
                 <w:b/>
                 <w:color w:val="000000" w:themeColor="text1"/>
               </w:rPr>
-              <w:t>[[Denghimokhoaco]]</w:t>
+              <w:t>[[Denghimokhoa</w:t>
+            </w:r>
+            <w:r>
+              <w:rPr>
+                <w:b/>
+                <w:color w:val="000000" w:themeColor="text1"/>
+              </w:rPr>
+              <w:t>1</w:t>
+            </w:r>
+            <w:r>
+              <w:rPr>
+                <w:b/>
+                <w:color w:val="000000" w:themeColor="text1"/>
+              </w:rPr>
+              <w:t>]]</w:t>
             </w:r>
           </w:p>
         </w:tc>
@@ -1517,7 +1774,21 @@
                 <w:b/>
                 <w:color w:val="000000" w:themeColor="text1"/>
               </w:rPr>
-              <w:t>[[Denghimokhoakhong]]</w:t>
+              <w:t>[[Denghimokhoa</w:t>
+            </w:r>
+            <w:r>
+              <w:rPr>
+                <w:b/>
+                <w:color w:val="000000" w:themeColor="text1"/>
+              </w:rPr>
+              <w:t>2</w:t>
+            </w:r>
+            <w:r>
+              <w:rPr>
+                <w:b/>
+                <w:color w:val="000000" w:themeColor="text1"/>
+              </w:rPr>
+              <w:t>]]</w:t>
             </w:r>
           </w:p>
         </w:tc>
@@ -1628,7 +1899,21 @@
                 <w:b/>
                 <w:color w:val="000000" w:themeColor="text1"/>
               </w:rPr>
-              <w:t>[[Kehoachthuchienco]]</w:t>
+              <w:t>[[Kehoachthuchien</w:t>
+            </w:r>
+            <w:r>
+              <w:rPr>
+                <w:b/>
+                <w:color w:val="000000" w:themeColor="text1"/>
+              </w:rPr>
+              <w:t>1</w:t>
+            </w:r>
+            <w:r>
+              <w:rPr>
+                <w:b/>
+                <w:color w:val="000000" w:themeColor="text1"/>
+              </w:rPr>
+              <w:t>]]</w:t>
             </w:r>
           </w:p>
         </w:tc>
@@ -1651,7 +1936,21 @@
                 <w:b/>
                 <w:color w:val="000000" w:themeColor="text1"/>
               </w:rPr>
-              <w:t>[[Kehoachthuchienkhong]]</w:t>
+              <w:t>[[Kehoachthuchien</w:t>
+            </w:r>
+            <w:r>
+              <w:rPr>
+                <w:b/>
+                <w:color w:val="000000" w:themeColor="text1"/>
+              </w:rPr>
+              <w:t>2</w:t>
+            </w:r>
+            <w:r>
+              <w:rPr>
+                <w:b/>
+                <w:color w:val="000000" w:themeColor="text1"/>
+              </w:rPr>
+              <w:t>]]</w:t>
             </w:r>
           </w:p>
         </w:tc>
@@ -1784,7 +2083,21 @@
                 <w:b/>
                 <w:color w:val="000000" w:themeColor="text1"/>
               </w:rPr>
-              <w:t>[[Cucanboco]]</w:t>
+              <w:t>[[Cucanbo</w:t>
+            </w:r>
+            <w:r>
+              <w:rPr>
+                <w:b/>
+                <w:color w:val="000000" w:themeColor="text1"/>
+              </w:rPr>
+              <w:t>1</w:t>
+            </w:r>
+            <w:r>
+              <w:rPr>
+                <w:b/>
+                <w:color w:val="000000" w:themeColor="text1"/>
+              </w:rPr>
+              <w:t>]]</w:t>
             </w:r>
           </w:p>
         </w:tc>
@@ -1807,7 +2120,21 @@
                 <w:b/>
                 <w:color w:val="000000" w:themeColor="text1"/>
               </w:rPr>
-              <w:t>[[Cucanbokhong]]</w:t>
+              <w:t>[[Cucanbo</w:t>
+            </w:r>
+            <w:r>
+              <w:rPr>
+                <w:b/>
+                <w:color w:val="000000" w:themeColor="text1"/>
+              </w:rPr>
+              <w:t>2</w:t>
+            </w:r>
+            <w:r>
+              <w:rPr>
+                <w:b/>
+                <w:color w:val="000000" w:themeColor="text1"/>
+              </w:rPr>
+              <w:t>]]</w:t>
             </w:r>
           </w:p>
         </w:tc>
@@ -1917,7 +2244,21 @@
                 <w:b/>
                 <w:color w:val="000000" w:themeColor="text1"/>
               </w:rPr>
-              <w:t>[[Cuvienchucco]]</w:t>
+              <w:t>[[Cuvienchuc</w:t>
+            </w:r>
+            <w:r>
+              <w:rPr>
+                <w:b/>
+                <w:color w:val="000000" w:themeColor="text1"/>
+              </w:rPr>
+              <w:t>1</w:t>
+            </w:r>
+            <w:r>
+              <w:rPr>
+                <w:b/>
+                <w:color w:val="000000" w:themeColor="text1"/>
+              </w:rPr>
+              <w:t>]]</w:t>
             </w:r>
           </w:p>
         </w:tc>
@@ -1940,7 +2281,21 @@
                 <w:b/>
                 <w:color w:val="000000" w:themeColor="text1"/>
               </w:rPr>
-              <w:t>[[Cuvienchuckhong]]</w:t>
+              <w:t>[[Cuvienchuc</w:t>
+            </w:r>
+            <w:r>
+              <w:rPr>
+                <w:b/>
+                <w:color w:val="000000" w:themeColor="text1"/>
+              </w:rPr>
+              <w:t>2</w:t>
+            </w:r>
+            <w:r>
+              <w:rPr>
+                <w:b/>
+                <w:color w:val="000000" w:themeColor="text1"/>
+              </w:rPr>
+              <w:t>]]</w:t>
             </w:r>
           </w:p>
         </w:tc>
@@ -2050,7 +2405,21 @@
                 <w:b/>
                 <w:color w:val="000000" w:themeColor="text1"/>
               </w:rPr>
-              <w:t>[[Thongkehoithaoco]]</w:t>
+              <w:t>[[Thongkehoithao</w:t>
+            </w:r>
+            <w:r>
+              <w:rPr>
+                <w:b/>
+                <w:color w:val="000000" w:themeColor="text1"/>
+              </w:rPr>
+              <w:t>1</w:t>
+            </w:r>
+            <w:r>
+              <w:rPr>
+                <w:b/>
+                <w:color w:val="000000" w:themeColor="text1"/>
+              </w:rPr>
+              <w:t>]]</w:t>
             </w:r>
           </w:p>
         </w:tc>
@@ -2073,7 +2442,21 @@
                 <w:b/>
                 <w:color w:val="000000" w:themeColor="text1"/>
               </w:rPr>
-              <w:t>[[Thongkehoithaokhong]]</w:t>
+              <w:t>[[Thongkehoithao</w:t>
+            </w:r>
+            <w:r>
+              <w:rPr>
+                <w:b/>
+                <w:color w:val="000000" w:themeColor="text1"/>
+              </w:rPr>
+              <w:t>2</w:t>
+            </w:r>
+            <w:r>
+              <w:rPr>
+                <w:b/>
+                <w:color w:val="000000" w:themeColor="text1"/>
+              </w:rPr>
+              <w:t>]]</w:t>
             </w:r>
           </w:p>
         </w:tc>
@@ -2189,7 +2572,21 @@
                 <w:b/>
                 <w:color w:val="000000" w:themeColor="text1"/>
               </w:rPr>
-              <w:t>[[Dinuocngoaico]]</w:t>
+              <w:t>[[Dinuocngoai</w:t>
+            </w:r>
+            <w:r>
+              <w:rPr>
+                <w:b/>
+                <w:color w:val="000000" w:themeColor="text1"/>
+              </w:rPr>
+              <w:t>1</w:t>
+            </w:r>
+            <w:r>
+              <w:rPr>
+                <w:b/>
+                <w:color w:val="000000" w:themeColor="text1"/>
+              </w:rPr>
+              <w:t>]]</w:t>
             </w:r>
           </w:p>
         </w:tc>
@@ -2212,7 +2609,21 @@
                 <w:b/>
                 <w:color w:val="000000" w:themeColor="text1"/>
               </w:rPr>
-              <w:t>[[Dinuocngoaikhong]]</w:t>
+              <w:t>[[Dinuocngoai</w:t>
+            </w:r>
+            <w:r>
+              <w:rPr>
+                <w:b/>
+                <w:color w:val="000000" w:themeColor="text1"/>
+              </w:rPr>
+              <w:t>2</w:t>
+            </w:r>
+            <w:r>
+              <w:rPr>
+                <w:b/>
+                <w:color w:val="000000" w:themeColor="text1"/>
+              </w:rPr>
+              <w:t>]]</w:t>
             </w:r>
           </w:p>
         </w:tc>
@@ -2327,7 +2738,21 @@
                 <w:b/>
                 <w:color w:val="000000" w:themeColor="text1"/>
               </w:rPr>
-              <w:t>[[Nghiphepco]]</w:t>
+              <w:t>[[Nghiphep</w:t>
+            </w:r>
+            <w:r>
+              <w:rPr>
+                <w:b/>
+                <w:color w:val="000000" w:themeColor="text1"/>
+              </w:rPr>
+              <w:t>1</w:t>
+            </w:r>
+            <w:r>
+              <w:rPr>
+                <w:b/>
+                <w:color w:val="000000" w:themeColor="text1"/>
+              </w:rPr>
+              <w:t>]]</w:t>
             </w:r>
           </w:p>
         </w:tc>
@@ -2350,7 +2775,21 @@
                 <w:b/>
                 <w:color w:val="000000" w:themeColor="text1"/>
               </w:rPr>
-              <w:t>[[Nghiphepkhong]]</w:t>
+              <w:t>[[Nghiphep</w:t>
+            </w:r>
+            <w:r>
+              <w:rPr>
+                <w:b/>
+                <w:color w:val="000000" w:themeColor="text1"/>
+              </w:rPr>
+              <w:t>2</w:t>
+            </w:r>
+            <w:r>
+              <w:rPr>
+                <w:b/>
+                <w:color w:val="000000" w:themeColor="text1"/>
+              </w:rPr>
+              <w:t>]]</w:t>
             </w:r>
           </w:p>
         </w:tc>
@@ -2489,7 +2928,21 @@
                 <w:b/>
                 <w:color w:val="000000" w:themeColor="text1"/>
               </w:rPr>
-              <w:t>[[Xinphepdanguyco]]</w:t>
+              <w:t>[[Xinphepdanguy</w:t>
+            </w:r>
+            <w:r>
+              <w:rPr>
+                <w:b/>
+                <w:color w:val="000000" w:themeColor="text1"/>
+              </w:rPr>
+              <w:t>1</w:t>
+            </w:r>
+            <w:r>
+              <w:rPr>
+                <w:b/>
+                <w:color w:val="000000" w:themeColor="text1"/>
+              </w:rPr>
+              <w:t>]]</w:t>
             </w:r>
           </w:p>
         </w:tc>
@@ -2512,7 +2965,21 @@
                 <w:b/>
                 <w:color w:val="000000" w:themeColor="text1"/>
               </w:rPr>
-              <w:t>[[Xinphepdanguykhong]]</w:t>
+              <w:t>[[Xinphepdanguy</w:t>
+            </w:r>
+            <w:r>
+              <w:rPr>
+                <w:b/>
+                <w:color w:val="000000" w:themeColor="text1"/>
+              </w:rPr>
+              <w:t>2</w:t>
+            </w:r>
+            <w:r>
+              <w:rPr>
+                <w:b/>
+                <w:color w:val="000000" w:themeColor="text1"/>
+              </w:rPr>
+              <w:t>]]</w:t>
             </w:r>
           </w:p>
         </w:tc>
@@ -2618,7 +3085,21 @@
                 <w:b/>
                 <w:color w:val="000000" w:themeColor="text1"/>
               </w:rPr>
-              <w:t>[[Baocaosaukhoaco]]</w:t>
+              <w:t>[[Baocaosaukhoa</w:t>
+            </w:r>
+            <w:r>
+              <w:rPr>
+                <w:b/>
+                <w:color w:val="000000" w:themeColor="text1"/>
+              </w:rPr>
+              <w:t>1</w:t>
+            </w:r>
+            <w:r>
+              <w:rPr>
+                <w:b/>
+                <w:color w:val="000000" w:themeColor="text1"/>
+              </w:rPr>
+              <w:t>]]</w:t>
             </w:r>
           </w:p>
         </w:tc>
@@ -2641,7 +3122,21 @@
                 <w:b/>
                 <w:color w:val="000000" w:themeColor="text1"/>
               </w:rPr>
-              <w:t>[[Baocaosaukhoakhong]]</w:t>
+              <w:t>[[Baocaosaukhoa</w:t>
+            </w:r>
+            <w:r>
+              <w:rPr>
+                <w:b/>
+                <w:color w:val="000000" w:themeColor="text1"/>
+              </w:rPr>
+              <w:t>2</w:t>
+            </w:r>
+            <w:r>
+              <w:rPr>
+                <w:b/>
+                <w:color w:val="000000" w:themeColor="text1"/>
+              </w:rPr>
+              <w:t>]]</w:t>
             </w:r>
           </w:p>
         </w:tc>
@@ -2749,7 +3244,21 @@
                 <w:b/>
                 <w:color w:val="000000" w:themeColor="text1"/>
               </w:rPr>
-              <w:t>[[Hoidongsathachco]]</w:t>
+              <w:t>[[Hoidongsathach</w:t>
+            </w:r>
+            <w:r>
+              <w:rPr>
+                <w:b/>
+                <w:color w:val="000000" w:themeColor="text1"/>
+              </w:rPr>
+              <w:t>1</w:t>
+            </w:r>
+            <w:r>
+              <w:rPr>
+                <w:b/>
+                <w:color w:val="000000" w:themeColor="text1"/>
+              </w:rPr>
+              <w:t>]]</w:t>
             </w:r>
           </w:p>
         </w:tc>
@@ -2772,7 +3281,21 @@
                 <w:b/>
                 <w:color w:val="000000" w:themeColor="text1"/>
               </w:rPr>
-              <w:t>[[Hoidongsathachkhong]]</w:t>
+              <w:t>[[Hoidongsathach</w:t>
+            </w:r>
+            <w:r>
+              <w:rPr>
+                <w:b/>
+                <w:color w:val="000000" w:themeColor="text1"/>
+              </w:rPr>
+              <w:t>2</w:t>
+            </w:r>
+            <w:r>
+              <w:rPr>
+                <w:b/>
+                <w:color w:val="000000" w:themeColor="text1"/>
+              </w:rPr>
+              <w:t>]]</w:t>
             </w:r>
           </w:p>
         </w:tc>
